--- a/zht/docx/050.content.docx
+++ b/zht/docx/050.content.docx
@@ -150,26 +150,6 @@
           <w:lang w:val="zh_TW" w:bidi="zh_TW"/>
         </w:rPr>
         <w:t>li</w:t>
-      </w:r>
-      <w:r>
-        <w:rPr>
-          <w:lang w:val="zh_TW" w:bidi="zh_TW"/>
-        </w:rPr>
-      </w:r>
-    </w:p>
-    <w:p>
-      <w:pPr/>
-      <w:r>
-        <w:rPr>
-          <w:lang w:val="zh_TW" w:bidi="zh_TW"/>
-        </w:rPr>
-      </w:r>
-      <w:r>
-        <w:rPr>
-          <w:i/>
-          <w:lang w:val="zh_TW" w:bidi="zh_TW"/>
-        </w:rPr>
-        <w:t>理解被擄, 歷史中的出埃及</w:t>
       </w:r>
       <w:r>
         <w:rPr>

--- a/zht/docx/050.content.docx
+++ b/zht/docx/050.content.docx
@@ -19,7 +19,7 @@
         <w:rPr>
           <w:lang w:val="zh_TW" w:bidi="zh_TW"/>
         </w:rPr>
-        <w:t>Resource: Study Notes - Themes (Tyndale)</w:t>
+        <w:t>Resource: Tyndale Open Study Notes</w:t>
       </w:r>
       <w:r>
         <w:rPr>
@@ -112,7 +112,7 @@
         <w:rPr>
           <w:lang w:val="zh_TW" w:bidi="zh_TW"/>
         </w:rPr>
-        <w:t>Study Notes - Themes (Tyndale)</w:t>
+        <w:t>Tyndale Open Study Notes</w:t>
       </w:r>
     </w:p>
     <w:p>

--- a/zht/docx/050.content.docx
+++ b/zht/docx/050.content.docx
@@ -149,7 +149,7 @@
         <w:rPr>
           <w:lang w:val="zh_TW" w:bidi="zh_TW"/>
         </w:rPr>
-        <w:t>li</w:t>
+        <w:t>lian</w:t>
       </w:r>
       <w:r>
         <w:rPr>
@@ -212,7 +212,7 @@
         <w:rPr>
           <w:lang w:val="zh_TW" w:bidi="zh_TW"/>
         </w:rPr>
-        <w:t>理解被擄</w:t>
+        <w:t>憐憫的醫治者</w:t>
       </w:r>
       <w:r>
         <w:rPr>
@@ -231,97 +231,7 @@
         <w:rPr>
           <w:lang w:val="zh_TW" w:bidi="zh_TW"/>
         </w:rPr>
-        <w:t>以色列的君王與百姓屢次違背神的命令，沒有遵守與祂所立的特殊協議（約）。因此，神宣告要將約中的咒詛臨到他們（見</w:t>
-      </w:r>
-      <w:hyperlink r:id="rId13">
-        <w:r>
-          <w:rPr>
-            <w:lang w:val="zh_TW" w:bidi="zh_TW"/>
-          </w:rPr>
-          <w:rPr>
-            <w:color w:val="0000EE"/>
-            <w:u w:val="single"/>
-          </w:rPr>
-          <w:t>申28:15–68</w:t>
-        </w:r>
-      </w:hyperlink>
-      <w:r>
-        <w:rPr>
-          <w:lang w:val="zh_TW" w:bidi="zh_TW"/>
-        </w:rPr>
-        <w:t>；參</w:t>
-      </w:r>
-      <w:hyperlink r:id="rId14">
-        <w:r>
-          <w:rPr>
-            <w:lang w:val="zh_TW" w:bidi="zh_TW"/>
-          </w:rPr>
-          <w:rPr>
-            <w:color w:val="0000EE"/>
-            <w:u w:val="single"/>
-          </w:rPr>
-          <w:t>耶4:13</w:t>
-        </w:r>
-      </w:hyperlink>
-      <w:r>
-        <w:rPr>
-          <w:lang w:val="zh_TW" w:bidi="zh_TW"/>
-        </w:rPr>
-        <w:t>；</w:t>
-      </w:r>
-      <w:hyperlink r:id="rId15">
-        <w:r>
-          <w:rPr>
-            <w:lang w:val="zh_TW" w:bidi="zh_TW"/>
-          </w:rPr>
-          <w:rPr>
-            <w:color w:val="0000EE"/>
-            <w:u w:val="single"/>
-          </w:rPr>
-          <w:t>摩5:11</w:t>
-        </w:r>
-      </w:hyperlink>
-      <w:r>
-        <w:rPr>
-          <w:lang w:val="zh_TW" w:bidi="zh_TW"/>
-        </w:rPr>
-        <w:t>；</w:t>
-      </w:r>
-      <w:hyperlink r:id="rId16">
-        <w:r>
-          <w:rPr>
-            <w:lang w:val="zh_TW" w:bidi="zh_TW"/>
-          </w:rPr>
-          <w:rPr>
-            <w:color w:val="0000EE"/>
-            <w:u w:val="single"/>
-          </w:rPr>
-          <w:t>彌6:14–15</w:t>
-        </w:r>
-      </w:hyperlink>
-      <w:r>
-        <w:rPr>
-          <w:lang w:val="zh_TW" w:bidi="zh_TW"/>
-        </w:rPr>
-        <w:t>）。神差遣亞述人與巴比倫人來施行審判，許多以色列人被擄到外地（見</w:t>
-      </w:r>
-      <w:hyperlink r:id="rId17">
-        <w:r>
-          <w:rPr>
-            <w:lang w:val="zh_TW" w:bidi="zh_TW"/>
-          </w:rPr>
-          <w:rPr>
-            <w:color w:val="0000EE"/>
-            <w:u w:val="single"/>
-          </w:rPr>
-          <w:t>王下24:1–25:21</w:t>
-        </w:r>
-      </w:hyperlink>
-      <w:r>
-        <w:rPr>
-          <w:lang w:val="zh_TW" w:bidi="zh_TW"/>
-        </w:rPr>
-        <w:t>），被迫離開自己的土地。</w:t>
+        <w:t>新約經常形容耶穌是「有憐憫」的人。這個詞語有時也被譯作「感到難過」或「動了慈心」。</w:t>
       </w:r>
     </w:p>
     <w:p>
@@ -335,7 +245,251 @@
         <w:rPr>
           <w:lang w:val="zh_TW" w:bidi="zh_TW"/>
         </w:rPr>
-        <w:t>以色列的被擄經歷，深刻影響了許多詩篇，在詩篇的意象與主題中都可以看見這種烙印。</w:t>
+        <w:t>這個用語出現在一些複雜的情境中：</w:t>
+      </w:r>
+    </w:p>
+    <w:p>
+      <w:pPr>
+        <w:pStyle w:val="ListNumber"/>
+        <w:numPr>
+          <w:ilvl w:val="0"/>
+          <w:numId w:val="14"/>
+        </w:numPr>
+        <w:spacing w:line="240" w:lineRule="auto"/>
+        <w:ind w:left="720"/>
+      </w:pPr>
+      <w:r>
+        <w:rPr>
+          <w:lang w:val="zh_TW" w:bidi="zh_TW"/>
+        </w:rPr>
+      </w:r>
+      <w:r>
+        <w:rPr>
+          <w:lang w:val="zh_TW" w:bidi="zh_TW"/>
+        </w:rPr>
+        <w:t>有人遭遇困苦，而耶穌解除了那困苦（</w:t>
+      </w:r>
+      <w:hyperlink r:id="rId13">
+        <w:r>
+          <w:rPr>
+            <w:lang w:val="zh_TW" w:bidi="zh_TW"/>
+          </w:rPr>
+          <w:rPr>
+            <w:color w:val="0000EE"/>
+            <w:u w:val="single"/>
+          </w:rPr>
+          <w:t>太18:23–26</w:t>
+        </w:r>
+      </w:hyperlink>
+      <w:r>
+        <w:rPr>
+          <w:lang w:val="zh_TW" w:bidi="zh_TW"/>
+        </w:rPr>
+        <w:t>，</w:t>
+      </w:r>
+      <w:hyperlink r:id="rId14">
+        <w:r>
+          <w:rPr>
+            <w:lang w:val="zh_TW" w:bidi="zh_TW"/>
+          </w:rPr>
+          <w:rPr>
+            <w:color w:val="0000EE"/>
+            <w:u w:val="single"/>
+          </w:rPr>
+          <w:t>20:29–33</w:t>
+        </w:r>
+      </w:hyperlink>
+      <w:r>
+        <w:rPr>
+          <w:lang w:val="zh_TW" w:bidi="zh_TW"/>
+        </w:rPr>
+        <w:t>，</w:t>
+      </w:r>
+      <w:hyperlink r:id="rId15">
+        <w:r>
+          <w:rPr>
+            <w:lang w:val="zh_TW" w:bidi="zh_TW"/>
+          </w:rPr>
+          <w:rPr>
+            <w:color w:val="0000EE"/>
+            <w:u w:val="single"/>
+          </w:rPr>
+          <w:t>太18:27</w:t>
+        </w:r>
+      </w:hyperlink>
+      <w:r>
+        <w:rPr>
+          <w:lang w:val="zh_TW" w:bidi="zh_TW"/>
+        </w:rPr>
+        <w:t>，</w:t>
+      </w:r>
+      <w:hyperlink r:id="rId16">
+        <w:r>
+          <w:rPr>
+            <w:lang w:val="zh_TW" w:bidi="zh_TW"/>
+          </w:rPr>
+          <w:rPr>
+            <w:color w:val="0000EE"/>
+            <w:u w:val="single"/>
+          </w:rPr>
+          <w:t>20:34</w:t>
+        </w:r>
+      </w:hyperlink>
+      <w:r>
+        <w:rPr>
+          <w:lang w:val="zh_TW" w:bidi="zh_TW"/>
+        </w:rPr>
+        <w:t>）。</w:t>
+      </w:r>
+    </w:p>
+    <w:p>
+      <w:pPr>
+        <w:pStyle w:val="ListNumber"/>
+        <w:spacing w:line="240" w:lineRule="auto"/>
+        <w:ind w:left="720"/>
+      </w:pPr>
+      <w:r>
+        <w:rPr>
+          <w:lang w:val="zh_TW" w:bidi="zh_TW"/>
+        </w:rPr>
+      </w:r>
+      <w:r>
+        <w:rPr>
+          <w:lang w:val="zh_TW" w:bidi="zh_TW"/>
+        </w:rPr>
+        <w:t>耶穌流露出強烈的情感（</w:t>
+      </w:r>
+      <w:hyperlink r:id="rId17">
+        <w:r>
+          <w:rPr>
+            <w:lang w:val="zh_TW" w:bidi="zh_TW"/>
+          </w:rPr>
+          <w:rPr>
+            <w:color w:val="0000EE"/>
+            <w:u w:val="single"/>
+          </w:rPr>
+          <w:t>太14:14</w:t>
+        </w:r>
+      </w:hyperlink>
+      <w:r>
+        <w:rPr>
+          <w:lang w:val="zh_TW" w:bidi="zh_TW"/>
+        </w:rPr>
+        <w:t>，</w:t>
+      </w:r>
+      <w:hyperlink r:id="rId18">
+        <w:r>
+          <w:rPr>
+            <w:lang w:val="zh_TW" w:bidi="zh_TW"/>
+          </w:rPr>
+          <w:rPr>
+            <w:color w:val="0000EE"/>
+            <w:u w:val="single"/>
+          </w:rPr>
+          <w:t>15:32</w:t>
+        </w:r>
+      </w:hyperlink>
+      <w:r>
+        <w:rPr>
+          <w:lang w:val="zh_TW" w:bidi="zh_TW"/>
+        </w:rPr>
+        <w:t>，</w:t>
+      </w:r>
+      <w:hyperlink r:id="rId15">
+        <w:r>
+          <w:rPr>
+            <w:lang w:val="zh_TW" w:bidi="zh_TW"/>
+          </w:rPr>
+          <w:rPr>
+            <w:color w:val="0000EE"/>
+            <w:u w:val="single"/>
+          </w:rPr>
+          <w:t>18:27</w:t>
+        </w:r>
+      </w:hyperlink>
+      <w:r>
+        <w:rPr>
+          <w:lang w:val="zh_TW" w:bidi="zh_TW"/>
+        </w:rPr>
+        <w:t>，</w:t>
+      </w:r>
+      <w:hyperlink r:id="rId16">
+        <w:r>
+          <w:rPr>
+            <w:lang w:val="zh_TW" w:bidi="zh_TW"/>
+          </w:rPr>
+          <w:rPr>
+            <w:color w:val="0000EE"/>
+            <w:u w:val="single"/>
+          </w:rPr>
+          <w:t>20:34</w:t>
+        </w:r>
+      </w:hyperlink>
+      <w:r>
+        <w:rPr>
+          <w:lang w:val="zh_TW" w:bidi="zh_TW"/>
+        </w:rPr>
+        <w:t>）。</w:t>
+      </w:r>
+    </w:p>
+    <w:p>
+      <w:pPr>
+        <w:pStyle w:val="ListNumber"/>
+        <w:spacing w:line="240" w:lineRule="auto"/>
+        <w:ind w:left="720"/>
+      </w:pPr>
+      <w:r>
+        <w:rPr>
+          <w:lang w:val="zh_TW" w:bidi="zh_TW"/>
+        </w:rPr>
+      </w:r>
+      <w:r>
+        <w:rPr>
+          <w:lang w:val="zh_TW" w:bidi="zh_TW"/>
+        </w:rPr>
+        <w:t>將耶穌的憐憫與那些缺乏憐憫的人形成對比（</w:t>
+      </w:r>
+      <w:hyperlink r:id="rId19">
+        <w:r>
+          <w:rPr>
+            <w:lang w:val="zh_TW" w:bidi="zh_TW"/>
+          </w:rPr>
+          <w:rPr>
+            <w:color w:val="0000EE"/>
+            <w:u w:val="single"/>
+          </w:rPr>
+          <w:t>太9:32–36，</w:t>
+        </w:r>
+      </w:hyperlink>
+      <w:hyperlink r:id="rId20">
+        <w:r>
+          <w:rPr>
+            <w:lang w:val="zh_TW" w:bidi="zh_TW"/>
+          </w:rPr>
+          <w:rPr>
+            <w:color w:val="0000EE"/>
+            <w:u w:val="single"/>
+          </w:rPr>
+          <w:t>18:27–30，</w:t>
+        </w:r>
+      </w:hyperlink>
+      <w:hyperlink r:id="rId21">
+        <w:r>
+          <w:rPr>
+            <w:lang w:val="zh_TW" w:bidi="zh_TW"/>
+          </w:rPr>
+          <w:rPr>
+            <w:color w:val="0000EE"/>
+            <w:u w:val="single"/>
+          </w:rPr>
+          <w:t>20:29–34</w:t>
+        </w:r>
+      </w:hyperlink>
+      <w:r>
+        <w:rPr>
+          <w:lang w:val="zh_TW" w:bidi="zh_TW"/>
+        </w:rPr>
+        <w:t>）。</w:t>
       </w:r>
     </w:p>
     <w:p>
@@ -349,9 +503,9 @@
         <w:rPr>
           <w:lang w:val="zh_TW" w:bidi="zh_TW"/>
         </w:rPr>
-        <w:t>在</w:t>
-      </w:r>
-      <w:hyperlink r:id="rId18">
+        <w:t>在福音書中，「有憐憫」通常直接用來描述耶穌，但也出現在比喻中，用來指天父或耶穌（</w:t>
+      </w:r>
+      <w:hyperlink r:id="rId15">
         <w:r>
           <w:rPr>
             <w:lang w:val="zh_TW" w:bidi="zh_TW"/>
@@ -360,34 +514,16 @@
             <w:color w:val="0000EE"/>
             <w:u w:val="single"/>
           </w:rPr>
-          <w:t>詩篇八十九篇</w:t>
+          <w:t>太18:27</w:t>
         </w:r>
       </w:hyperlink>
       <w:r>
         <w:rPr>
           <w:lang w:val="zh_TW" w:bidi="zh_TW"/>
         </w:rPr>
-        <w:t>中，詩人透過一連串提問，表達出以色列人在被擄期間的悲傷、痛苦與困惑：</w:t>
-      </w:r>
-    </w:p>
-    <w:p>
-      <w:pPr>
-        <w:pStyle w:val="ListBullet"/>
-        <w:spacing w:line="240" w:lineRule="auto"/>
-        <w:ind w:left="720"/>
-      </w:pPr>
-      <w:r>
-        <w:rPr>
-          <w:lang w:val="zh_TW" w:bidi="zh_TW"/>
-        </w:rPr>
-      </w:r>
-      <w:r>
-        <w:rPr>
-          <w:lang w:val="zh_TW" w:bidi="zh_TW"/>
-        </w:rPr>
-        <w:t>神是否棄絕了大衛的王室（</w:t>
-      </w:r>
-      <w:hyperlink r:id="rId19">
+        <w:t>；</w:t>
+      </w:r>
+      <w:hyperlink r:id="rId22">
         <w:r>
           <w:rPr>
             <w:lang w:val="zh_TW" w:bidi="zh_TW"/>
@@ -396,34 +532,10 @@
             <w:color w:val="0000EE"/>
             <w:u w:val="single"/>
           </w:rPr>
-          <w:t>89:38–39</w:t>
+          <w:t>路10:33，</w:t>
         </w:r>
       </w:hyperlink>
-      <w:r>
-        <w:rPr>
-          <w:lang w:val="zh_TW" w:bidi="zh_TW"/>
-        </w:rPr>
-        <w:t>）？</w:t>
-      </w:r>
-    </w:p>
-    <w:p>
-      <w:pPr>
-        <w:pStyle w:val="ListBullet"/>
-        <w:spacing w:line="240" w:lineRule="auto"/>
-        <w:ind w:left="720"/>
-      </w:pPr>
-      <w:r>
-        <w:rPr>
-          <w:lang w:val="zh_TW" w:bidi="zh_TW"/>
-        </w:rPr>
-      </w:r>
-      <w:r>
-        <w:rPr>
-          <w:lang w:val="zh_TW" w:bidi="zh_TW"/>
-        </w:rPr>
-        <w:t>神的忿怒要持續多久（</w:t>
-      </w:r>
-      <w:hyperlink r:id="rId20">
+      <w:hyperlink r:id="rId23">
         <w:r>
           <w:rPr>
             <w:lang w:val="zh_TW" w:bidi="zh_TW"/>
@@ -432,122 +544,14 @@
             <w:color w:val="0000EE"/>
             <w:u w:val="single"/>
           </w:rPr>
-          <w:t>詩89:46</w:t>
+          <w:t>15:20</w:t>
         </w:r>
       </w:hyperlink>
       <w:r>
         <w:rPr>
           <w:lang w:val="zh_TW" w:bidi="zh_TW"/>
         </w:rPr>
-        <w:t>）？</w:t>
-      </w:r>
-    </w:p>
-    <w:p>
-      <w:pPr>
-        <w:pStyle w:val="ListBullet"/>
-        <w:spacing w:line="240" w:lineRule="auto"/>
-        <w:ind w:left="720"/>
-      </w:pPr>
-      <w:r>
-        <w:rPr>
-          <w:lang w:val="zh_TW" w:bidi="zh_TW"/>
-        </w:rPr>
-      </w:r>
-      <w:r>
-        <w:rPr>
-          <w:lang w:val="zh_TW" w:bidi="zh_TW"/>
-        </w:rPr>
-        <w:t>神是否體恤人的軟弱（</w:t>
-      </w:r>
-      <w:hyperlink r:id="rId21">
-        <w:r>
-          <w:rPr>
-            <w:lang w:val="zh_TW" w:bidi="zh_TW"/>
-          </w:rPr>
-          <w:rPr>
-            <w:color w:val="0000EE"/>
-            <w:u w:val="single"/>
-          </w:rPr>
-          <w:t>89:47–48</w:t>
-        </w:r>
-      </w:hyperlink>
-      <w:r>
-        <w:rPr>
-          <w:lang w:val="zh_TW" w:bidi="zh_TW"/>
-        </w:rPr>
-        <w:t>）？</w:t>
-      </w:r>
-    </w:p>
-    <w:p>
-      <w:pPr>
-        <w:pStyle w:val="ListBullet"/>
-        <w:spacing w:line="240" w:lineRule="auto"/>
-        <w:ind w:left="720"/>
-      </w:pPr>
-      <w:r>
-        <w:rPr>
-          <w:lang w:val="zh_TW" w:bidi="zh_TW"/>
-        </w:rPr>
-      </w:r>
-      <w:r>
-        <w:rPr>
-          <w:lang w:val="zh_TW" w:bidi="zh_TW"/>
-        </w:rPr>
-        <w:t>神是否信實於祂的本性（</w:t>
-      </w:r>
-      <w:hyperlink r:id="rId22">
-        <w:r>
-          <w:rPr>
-            <w:lang w:val="zh_TW" w:bidi="zh_TW"/>
-          </w:rPr>
-          <w:rPr>
-            <w:color w:val="0000EE"/>
-            <w:u w:val="single"/>
-          </w:rPr>
-          <w:t>89:49</w:t>
-        </w:r>
-      </w:hyperlink>
-      <w:r>
-        <w:rPr>
-          <w:lang w:val="zh_TW" w:bidi="zh_TW"/>
-        </w:rPr>
-        <w:t>）？</w:t>
-      </w:r>
-    </w:p>
-    <w:p>
-      <w:pPr>
-        <w:pStyle w:val="ListBullet"/>
-        <w:spacing w:line="240" w:lineRule="auto"/>
-        <w:ind w:left="720"/>
-      </w:pPr>
-      <w:r>
-        <w:rPr>
-          <w:lang w:val="zh_TW" w:bidi="zh_TW"/>
-        </w:rPr>
-      </w:r>
-      <w:r>
-        <w:rPr>
-          <w:lang w:val="zh_TW" w:bidi="zh_TW"/>
-        </w:rPr>
-        <w:t>神是否公平地為祂的百姓伸冤（</w:t>
-      </w:r>
-      <w:hyperlink r:id="rId23">
-        <w:r>
-          <w:rPr>
-            <w:lang w:val="zh_TW" w:bidi="zh_TW"/>
-          </w:rPr>
-          <w:rPr>
-            <w:color w:val="0000EE"/>
-            <w:u w:val="single"/>
-          </w:rPr>
-          <w:t>89:50–51</w:t>
-        </w:r>
-      </w:hyperlink>
-      <w:r>
-        <w:rPr>
-          <w:lang w:val="zh_TW" w:bidi="zh_TW"/>
-        </w:rPr>
-        <w:t>）？</w:t>
+        <w:t>）。</w:t>
       </w:r>
     </w:p>
     <w:p>
@@ -561,7 +565,109 @@
         <w:rPr>
           <w:lang w:val="zh_TW" w:bidi="zh_TW"/>
         </w:rPr>
-        <w:t>在被擄期間以及之後，神的百姓心中充滿許多疑問，有些人甚至開始懷疑神的統治權柄。然而，有智慧的讀者不會逃避這些疑問，而是應當細心聆聽、深入思考並在聖經中尋求答案。</w:t>
+        <w:t>在舊約聖經中，神的憐憫主要指祂溫柔的慈愛，特別常常臨到祂與其立約的子民。當以色列頑梗悖逆時，神收回憐憫來施行審判（</w:t>
+      </w:r>
+      <w:hyperlink r:id="rId24">
+        <w:r>
+          <w:rPr>
+            <w:lang w:val="zh_TW" w:bidi="zh_TW"/>
+          </w:rPr>
+          <w:rPr>
+            <w:color w:val="0000EE"/>
+            <w:u w:val="single"/>
+          </w:rPr>
+          <w:t>賽27:11，</w:t>
+        </w:r>
+      </w:hyperlink>
+      <w:hyperlink r:id="rId25">
+        <w:r>
+          <w:rPr>
+            <w:lang w:val="zh_TW" w:bidi="zh_TW"/>
+          </w:rPr>
+          <w:rPr>
+            <w:color w:val="0000EE"/>
+            <w:u w:val="single"/>
+          </w:rPr>
+          <w:t>63:15</w:t>
+        </w:r>
+      </w:hyperlink>
+      <w:r>
+        <w:rPr>
+          <w:lang w:val="zh_TW" w:bidi="zh_TW"/>
+        </w:rPr>
+        <w:t>；</w:t>
+      </w:r>
+      <w:hyperlink r:id="rId26">
+        <w:r>
+          <w:rPr>
+            <w:lang w:val="zh_TW" w:bidi="zh_TW"/>
+          </w:rPr>
+          <w:rPr>
+            <w:color w:val="0000EE"/>
+            <w:u w:val="single"/>
+          </w:rPr>
+          <w:t>耶13:14</w:t>
+        </w:r>
+      </w:hyperlink>
+      <w:r>
+        <w:rPr>
+          <w:lang w:val="zh_TW" w:bidi="zh_TW"/>
+        </w:rPr>
+        <w:t>）。而當以色列悔改時，神便重新施予憐憫（</w:t>
+      </w:r>
+      <w:hyperlink r:id="rId27">
+        <w:r>
+          <w:rPr>
+            <w:lang w:val="zh_TW" w:bidi="zh_TW"/>
+          </w:rPr>
+          <w:rPr>
+            <w:color w:val="0000EE"/>
+            <w:u w:val="single"/>
+          </w:rPr>
+          <w:t>申13:18，</w:t>
+        </w:r>
+      </w:hyperlink>
+      <w:hyperlink r:id="rId28">
+        <w:r>
+          <w:rPr>
+            <w:lang w:val="zh_TW" w:bidi="zh_TW"/>
+          </w:rPr>
+          <w:rPr>
+            <w:color w:val="0000EE"/>
+            <w:u w:val="single"/>
+          </w:rPr>
+          <w:t>30:2–3；</w:t>
+        </w:r>
+      </w:hyperlink>
+      <w:hyperlink r:id="rId29">
+        <w:r>
+          <w:rPr>
+            <w:lang w:val="zh_TW" w:bidi="zh_TW"/>
+          </w:rPr>
+          <w:rPr>
+            <w:color w:val="0000EE"/>
+            <w:u w:val="single"/>
+          </w:rPr>
+          <w:t>箴28:13；</w:t>
+        </w:r>
+      </w:hyperlink>
+      <w:hyperlink r:id="rId30">
+        <w:r>
+          <w:rPr>
+            <w:lang w:val="zh_TW" w:bidi="zh_TW"/>
+          </w:rPr>
+          <w:rPr>
+            <w:color w:val="0000EE"/>
+            <w:u w:val="single"/>
+          </w:rPr>
+          <w:t>賽55:7</w:t>
+        </w:r>
+      </w:hyperlink>
+      <w:r>
+        <w:rPr>
+          <w:lang w:val="zh_TW" w:bidi="zh_TW"/>
+        </w:rPr>
+        <w:t>）。</w:t>
       </w:r>
     </w:p>
     <w:p>
@@ -575,9 +681,9 @@
         <w:rPr>
           <w:lang w:val="zh_TW" w:bidi="zh_TW"/>
         </w:rPr>
-        <w:t>最終的答案是藉著主耶穌基督而來（見</w:t>
-      </w:r>
-      <w:hyperlink r:id="rId24">
+        <w:t>舊約也經常將彌賽亞的時代（神所揀選的領袖要來臨的時期）描寫為神憐憫臨到的時期（</w:t>
+      </w:r>
+      <w:hyperlink r:id="rId31">
         <w:r>
           <w:rPr>
             <w:lang w:val="zh_TW" w:bidi="zh_TW"/>
@@ -586,16 +692,10 @@
             <w:color w:val="0000EE"/>
             <w:u w:val="single"/>
           </w:rPr>
-          <w:t>賽52–54</w:t>
+          <w:t>賽14:1，</w:t>
         </w:r>
       </w:hyperlink>
-      <w:r>
-        <w:rPr>
-          <w:lang w:val="zh_TW" w:bidi="zh_TW"/>
-        </w:rPr>
-        <w:t>；</w:t>
-      </w:r>
-      <w:hyperlink r:id="rId25">
+      <w:hyperlink r:id="rId32">
         <w:r>
           <w:rPr>
             <w:lang w:val="zh_TW" w:bidi="zh_TW"/>
@@ -604,7 +704,7 @@
             <w:color w:val="0000EE"/>
             <w:u w:val="single"/>
           </w:rPr>
-          <w:t>路1:46–55</w:t>
+          <w:t>49:10</w:t>
         </w:r>
       </w:hyperlink>
       <w:r>
@@ -613,7 +713,7 @@
         </w:rPr>
         <w:t>、</w:t>
       </w:r>
-      <w:hyperlink r:id="rId26">
+      <w:hyperlink r:id="rId33">
         <w:r>
           <w:rPr>
             <w:lang w:val="zh_TW" w:bidi="zh_TW"/>
@@ -622,10 +722,10 @@
             <w:color w:val="0000EE"/>
             <w:u w:val="single"/>
           </w:rPr>
-          <w:t>67–79，</w:t>
+          <w:t>13，</w:t>
         </w:r>
       </w:hyperlink>
-      <w:hyperlink r:id="rId27">
+      <w:hyperlink r:id="rId34">
         <w:r>
           <w:rPr>
             <w:lang w:val="zh_TW" w:bidi="zh_TW"/>
@@ -634,16 +734,16 @@
             <w:color w:val="0000EE"/>
             <w:u w:val="single"/>
           </w:rPr>
-          <w:t>4:18–19</w:t>
+          <w:t>54:8</w:t>
         </w:r>
       </w:hyperlink>
       <w:r>
         <w:rPr>
           <w:lang w:val="zh_TW" w:bidi="zh_TW"/>
         </w:rPr>
-        <w:t>；</w:t>
-      </w:r>
-      <w:hyperlink r:id="rId28">
+        <w:t>、</w:t>
+      </w:r>
+      <w:hyperlink r:id="rId35">
         <w:r>
           <w:rPr>
             <w:lang w:val="zh_TW" w:bidi="zh_TW"/>
@@ -652,16 +752,10 @@
             <w:color w:val="0000EE"/>
             <w:u w:val="single"/>
           </w:rPr>
-          <w:t>羅6:6</w:t>
+          <w:t>10，</w:t>
         </w:r>
       </w:hyperlink>
-      <w:r>
-        <w:rPr>
-          <w:lang w:val="zh_TW" w:bidi="zh_TW"/>
-        </w:rPr>
-        <w:t>、</w:t>
-      </w:r>
-      <w:hyperlink r:id="rId29">
+      <w:hyperlink r:id="rId36">
         <w:r>
           <w:rPr>
             <w:lang w:val="zh_TW" w:bidi="zh_TW"/>
@@ -670,7 +764,7 @@
             <w:color w:val="0000EE"/>
             <w:u w:val="single"/>
           </w:rPr>
-          <w:t>16–23</w:t>
+          <w:t>60:10</w:t>
         </w:r>
       </w:hyperlink>
       <w:r>
@@ -679,7 +773,7 @@
         </w:rPr>
         <w:t>；</w:t>
       </w:r>
-      <w:hyperlink r:id="rId30">
+      <w:hyperlink r:id="rId37">
         <w:r>
           <w:rPr>
             <w:lang w:val="zh_TW" w:bidi="zh_TW"/>
@@ -688,14 +782,98 @@
             <w:color w:val="0000EE"/>
             <w:u w:val="single"/>
           </w:rPr>
-          <w:t>來12:22–24</w:t>
+          <w:t>耶12:15，</w:t>
         </w:r>
       </w:hyperlink>
-      <w:r>
-        <w:rPr>
-          <w:lang w:val="zh_TW" w:bidi="zh_TW"/>
-        </w:rPr>
-        <w:t>）。然而，生活在被擄時期的以色列人，當時只能在模糊中懷抱一絲盼望。他們提出艱難的問題，卻在缺乏明確答案中生活。</w:t>
+      <w:hyperlink r:id="rId38">
+        <w:r>
+          <w:rPr>
+            <w:lang w:val="zh_TW" w:bidi="zh_TW"/>
+          </w:rPr>
+          <w:rPr>
+            <w:color w:val="0000EE"/>
+            <w:u w:val="single"/>
+          </w:rPr>
+          <w:t>33:26</w:t>
+        </w:r>
+      </w:hyperlink>
+      <w:r>
+        <w:rPr>
+          <w:lang w:val="zh_TW" w:bidi="zh_TW"/>
+        </w:rPr>
+        <w:t>；</w:t>
+      </w:r>
+      <w:hyperlink r:id="rId39">
+        <w:r>
+          <w:rPr>
+            <w:lang w:val="zh_TW" w:bidi="zh_TW"/>
+          </w:rPr>
+          <w:rPr>
+            <w:color w:val="0000EE"/>
+            <w:u w:val="single"/>
+          </w:rPr>
+          <w:t>結39:25</w:t>
+        </w:r>
+      </w:hyperlink>
+      <w:r>
+        <w:rPr>
+          <w:lang w:val="zh_TW" w:bidi="zh_TW"/>
+        </w:rPr>
+        <w:t>；</w:t>
+      </w:r>
+      <w:hyperlink r:id="rId40">
+        <w:r>
+          <w:rPr>
+            <w:lang w:val="zh_TW" w:bidi="zh_TW"/>
+          </w:rPr>
+          <w:rPr>
+            <w:color w:val="0000EE"/>
+            <w:u w:val="single"/>
+          </w:rPr>
+          <w:t>彌7:19</w:t>
+        </w:r>
+      </w:hyperlink>
+      <w:r>
+        <w:rPr>
+          <w:lang w:val="zh_TW" w:bidi="zh_TW"/>
+        </w:rPr>
+        <w:t>；</w:t>
+      </w:r>
+      <w:hyperlink r:id="rId41">
+        <w:r>
+          <w:rPr>
+            <w:lang w:val="zh_TW" w:bidi="zh_TW"/>
+          </w:rPr>
+          <w:rPr>
+            <w:color w:val="0000EE"/>
+            <w:u w:val="single"/>
+          </w:rPr>
+          <w:t>哈3:2</w:t>
+        </w:r>
+      </w:hyperlink>
+      <w:r>
+        <w:rPr>
+          <w:lang w:val="zh_TW" w:bidi="zh_TW"/>
+        </w:rPr>
+        <w:t>；</w:t>
+      </w:r>
+      <w:hyperlink r:id="rId42">
+        <w:r>
+          <w:rPr>
+            <w:lang w:val="zh_TW" w:bidi="zh_TW"/>
+          </w:rPr>
+          <w:rPr>
+            <w:color w:val="0000EE"/>
+            <w:u w:val="single"/>
+          </w:rPr>
+          <w:t>亞10:6</w:t>
+        </w:r>
+      </w:hyperlink>
+      <w:r>
+        <w:rPr>
+          <w:lang w:val="zh_TW" w:bidi="zh_TW"/>
+        </w:rPr>
+        <w:t>）。而福音書再次顯明這觀念：彌賽亞的時代已經來臨，神在聖約中的慈愛如今再度向以色列彰顯。</w:t>
       </w:r>
     </w:p>
     <w:p>
@@ -720,7 +898,7 @@
           <w:lang w:val="zh_TW" w:bidi="zh_TW"/>
         </w:rPr>
       </w:r>
-      <w:hyperlink r:id="rId31">
+      <w:hyperlink r:id="rId27">
         <w:r>
           <w:rPr>
             <w:lang w:val="zh_TW" w:bidi="zh_TW"/>
@@ -729,16 +907,10 @@
             <w:color w:val="0000EE"/>
             <w:u w:val="single"/>
           </w:rPr>
-          <w:t>利26:27–45</w:t>
+          <w:t>申13:18，</w:t>
         </w:r>
       </w:hyperlink>
-      <w:r>
-        <w:rPr>
-          <w:lang w:val="zh_TW" w:bidi="zh_TW"/>
-        </w:rPr>
-        <w:t>；</w:t>
-      </w:r>
-      <w:hyperlink r:id="rId32">
+      <w:hyperlink r:id="rId43">
         <w:r>
           <w:rPr>
             <w:lang w:val="zh_TW" w:bidi="zh_TW"/>
@@ -747,10 +919,16 @@
             <w:color w:val="0000EE"/>
             <w:u w:val="single"/>
           </w:rPr>
-          <w:t>申28:36–37、</w:t>
+          <w:t>30:3</w:t>
         </w:r>
       </w:hyperlink>
-      <w:hyperlink r:id="rId33">
+      <w:r>
+        <w:rPr>
+          <w:lang w:val="zh_TW" w:bidi="zh_TW"/>
+        </w:rPr>
+        <w:t>；</w:t>
+      </w:r>
+      <w:hyperlink r:id="rId44">
         <w:r>
           <w:rPr>
             <w:lang w:val="zh_TW" w:bidi="zh_TW"/>
@@ -759,10 +937,16 @@
             <w:color w:val="0000EE"/>
             <w:u w:val="single"/>
           </w:rPr>
-          <w:t>63–68，</w:t>
+          <w:t>王上8:50–51</w:t>
         </w:r>
       </w:hyperlink>
-      <w:hyperlink r:id="rId34">
+      <w:r>
+        <w:rPr>
+          <w:lang w:val="zh_TW" w:bidi="zh_TW"/>
+        </w:rPr>
+        <w:t>；</w:t>
+      </w:r>
+      <w:hyperlink r:id="rId29">
         <w:r>
           <w:rPr>
             <w:lang w:val="zh_TW" w:bidi="zh_TW"/>
@@ -771,7 +955,7 @@
             <w:color w:val="0000EE"/>
             <w:u w:val="single"/>
           </w:rPr>
-          <w:t>30:1–5</w:t>
+          <w:t>箴28:13</w:t>
         </w:r>
       </w:hyperlink>
       <w:r>
@@ -780,7 +964,7 @@
         </w:rPr>
         <w:t>；</w:t>
       </w:r>
-      <w:hyperlink r:id="rId35">
+      <w:hyperlink r:id="rId31">
         <w:r>
           <w:rPr>
             <w:lang w:val="zh_TW" w:bidi="zh_TW"/>
@@ -789,7 +973,199 @@
             <w:color w:val="0000EE"/>
             <w:u w:val="single"/>
           </w:rPr>
-          <w:t>王下17:5–23，</w:t>
+          <w:t>賽14:1，</w:t>
+        </w:r>
+      </w:hyperlink>
+      <w:hyperlink r:id="rId32">
+        <w:r>
+          <w:rPr>
+            <w:lang w:val="zh_TW" w:bidi="zh_TW"/>
+          </w:rPr>
+          <w:rPr>
+            <w:color w:val="0000EE"/>
+            <w:u w:val="single"/>
+          </w:rPr>
+          <w:t>49:10</w:t>
+        </w:r>
+      </w:hyperlink>
+      <w:r>
+        <w:rPr>
+          <w:lang w:val="zh_TW" w:bidi="zh_TW"/>
+        </w:rPr>
+        <w:t>、</w:t>
+      </w:r>
+      <w:hyperlink r:id="rId33">
+        <w:r>
+          <w:rPr>
+            <w:lang w:val="zh_TW" w:bidi="zh_TW"/>
+          </w:rPr>
+          <w:rPr>
+            <w:color w:val="0000EE"/>
+            <w:u w:val="single"/>
+          </w:rPr>
+          <w:t>13，</w:t>
+        </w:r>
+      </w:hyperlink>
+      <w:hyperlink r:id="rId45">
+        <w:r>
+          <w:rPr>
+            <w:lang w:val="zh_TW" w:bidi="zh_TW"/>
+          </w:rPr>
+          <w:rPr>
+            <w:color w:val="0000EE"/>
+            <w:u w:val="single"/>
+          </w:rPr>
+          <w:t>54:7–10，</w:t>
+        </w:r>
+      </w:hyperlink>
+      <w:hyperlink r:id="rId30">
+        <w:r>
+          <w:rPr>
+            <w:lang w:val="zh_TW" w:bidi="zh_TW"/>
+          </w:rPr>
+          <w:rPr>
+            <w:color w:val="0000EE"/>
+            <w:u w:val="single"/>
+          </w:rPr>
+          <w:t>55:7，</w:t>
+        </w:r>
+      </w:hyperlink>
+      <w:hyperlink r:id="rId36">
+        <w:r>
+          <w:rPr>
+            <w:lang w:val="zh_TW" w:bidi="zh_TW"/>
+          </w:rPr>
+          <w:rPr>
+            <w:color w:val="0000EE"/>
+            <w:u w:val="single"/>
+          </w:rPr>
+          <w:t>60:10</w:t>
+        </w:r>
+      </w:hyperlink>
+      <w:r>
+        <w:rPr>
+          <w:lang w:val="zh_TW" w:bidi="zh_TW"/>
+        </w:rPr>
+        <w:t>；</w:t>
+      </w:r>
+      <w:hyperlink r:id="rId46">
+        <w:r>
+          <w:rPr>
+            <w:lang w:val="zh_TW" w:bidi="zh_TW"/>
+          </w:rPr>
+          <w:rPr>
+            <w:color w:val="0000EE"/>
+            <w:u w:val="single"/>
+          </w:rPr>
+          <w:t>耶12:14–15，</w:t>
+        </w:r>
+      </w:hyperlink>
+      <w:hyperlink r:id="rId38">
+        <w:r>
+          <w:rPr>
+            <w:lang w:val="zh_TW" w:bidi="zh_TW"/>
+          </w:rPr>
+          <w:rPr>
+            <w:color w:val="0000EE"/>
+            <w:u w:val="single"/>
+          </w:rPr>
+          <w:t>33:26；</w:t>
+        </w:r>
+      </w:hyperlink>
+      <w:hyperlink r:id="rId39">
+        <w:r>
+          <w:rPr>
+            <w:lang w:val="zh_TW" w:bidi="zh_TW"/>
+          </w:rPr>
+          <w:rPr>
+            <w:color w:val="0000EE"/>
+            <w:u w:val="single"/>
+          </w:rPr>
+          <w:t>結39:25</w:t>
+        </w:r>
+      </w:hyperlink>
+      <w:r>
+        <w:rPr>
+          <w:lang w:val="zh_TW" w:bidi="zh_TW"/>
+        </w:rPr>
+        <w:t>；</w:t>
+      </w:r>
+      <w:hyperlink r:id="rId47">
+        <w:r>
+          <w:rPr>
+            <w:lang w:val="zh_TW" w:bidi="zh_TW"/>
+          </w:rPr>
+          <w:rPr>
+            <w:color w:val="0000EE"/>
+            <w:u w:val="single"/>
+          </w:rPr>
+          <w:t>彌7:18–20</w:t>
+        </w:r>
+      </w:hyperlink>
+      <w:r>
+        <w:rPr>
+          <w:lang w:val="zh_TW" w:bidi="zh_TW"/>
+        </w:rPr>
+        <w:t>；</w:t>
+      </w:r>
+      <w:hyperlink r:id="rId41">
+        <w:r>
+          <w:rPr>
+            <w:lang w:val="zh_TW" w:bidi="zh_TW"/>
+          </w:rPr>
+          <w:rPr>
+            <w:color w:val="0000EE"/>
+            <w:u w:val="single"/>
+          </w:rPr>
+          <w:t>哈3:2</w:t>
+        </w:r>
+      </w:hyperlink>
+      <w:r>
+        <w:rPr>
+          <w:lang w:val="zh_TW" w:bidi="zh_TW"/>
+        </w:rPr>
+        <w:t>；</w:t>
+      </w:r>
+      <w:hyperlink r:id="rId48">
+        <w:r>
+          <w:rPr>
+            <w:lang w:val="zh_TW" w:bidi="zh_TW"/>
+          </w:rPr>
+          <w:rPr>
+            <w:color w:val="0000EE"/>
+            <w:u w:val="single"/>
+          </w:rPr>
+          <w:t>亞1:16，</w:t>
+        </w:r>
+      </w:hyperlink>
+      <w:hyperlink r:id="rId42">
+        <w:r>
+          <w:rPr>
+            <w:lang w:val="zh_TW" w:bidi="zh_TW"/>
+          </w:rPr>
+          <w:rPr>
+            <w:color w:val="0000EE"/>
+            <w:u w:val="single"/>
+          </w:rPr>
+          <w:t>10:6</w:t>
+        </w:r>
+      </w:hyperlink>
+      <w:r>
+        <w:rPr>
+          <w:lang w:val="zh_TW" w:bidi="zh_TW"/>
+        </w:rPr>
+        <w:t>；</w:t>
+      </w:r>
+      <w:hyperlink r:id="rId49">
+        <w:r>
+          <w:rPr>
+            <w:lang w:val="zh_TW" w:bidi="zh_TW"/>
+          </w:rPr>
+          <w:rPr>
+            <w:color w:val="0000EE"/>
+            <w:u w:val="single"/>
+          </w:rPr>
+          <w:t>太9:35–36，</w:t>
         </w:r>
       </w:hyperlink>
       <w:hyperlink r:id="rId17">
@@ -801,16 +1177,10 @@
             <w:color w:val="0000EE"/>
             <w:u w:val="single"/>
           </w:rPr>
-          <w:t>24:1–25:21</w:t>
+          <w:t>14:14，</w:t>
         </w:r>
       </w:hyperlink>
-      <w:r>
-        <w:rPr>
-          <w:lang w:val="zh_TW" w:bidi="zh_TW"/>
-        </w:rPr>
-        <w:t>；</w:t>
-      </w:r>
-      <w:hyperlink r:id="rId36">
+      <w:hyperlink r:id="rId18">
         <w:r>
           <w:rPr>
             <w:lang w:val="zh_TW" w:bidi="zh_TW"/>
@@ -819,16 +1189,10 @@
             <w:color w:val="0000EE"/>
             <w:u w:val="single"/>
           </w:rPr>
-          <w:t>拉5:12</w:t>
+          <w:t>15:32，</w:t>
         </w:r>
       </w:hyperlink>
-      <w:r>
-        <w:rPr>
-          <w:lang w:val="zh_TW" w:bidi="zh_TW"/>
-        </w:rPr>
-        <w:t>；</w:t>
-      </w:r>
-      <w:hyperlink r:id="rId18">
+      <w:hyperlink r:id="rId50">
         <w:r>
           <w:rPr>
             <w:lang w:val="zh_TW" w:bidi="zh_TW"/>
@@ -837,10 +1201,10 @@
             <w:color w:val="0000EE"/>
             <w:u w:val="single"/>
           </w:rPr>
-          <w:t>詩89篇，</w:t>
+          <w:t>18:23–30，</w:t>
         </w:r>
       </w:hyperlink>
-      <w:hyperlink r:id="rId37">
+      <w:hyperlink r:id="rId21">
         <w:r>
           <w:rPr>
             <w:lang w:val="zh_TW" w:bidi="zh_TW"/>
@@ -849,10 +1213,16 @@
             <w:color w:val="0000EE"/>
             <w:u w:val="single"/>
           </w:rPr>
-          <w:t>107篇，</w:t>
+          <w:t>20:29–34</w:t>
         </w:r>
       </w:hyperlink>
-      <w:hyperlink r:id="rId38">
+      <w:r>
+        <w:rPr>
+          <w:lang w:val="zh_TW" w:bidi="zh_TW"/>
+        </w:rPr>
+        <w:t>；</w:t>
+      </w:r>
+      <w:hyperlink r:id="rId51">
         <w:r>
           <w:rPr>
             <w:lang w:val="zh_TW" w:bidi="zh_TW"/>
@@ -861,16 +1231,10 @@
             <w:color w:val="0000EE"/>
             <w:u w:val="single"/>
           </w:rPr>
-          <w:t>126篇</w:t>
+          <w:t>路10:33–37，</w:t>
         </w:r>
       </w:hyperlink>
-      <w:r>
-        <w:rPr>
-          <w:lang w:val="zh_TW" w:bidi="zh_TW"/>
-        </w:rPr>
-        <w:t>；</w:t>
-      </w:r>
-      <w:hyperlink r:id="rId39">
+      <w:hyperlink r:id="rId52">
         <w:r>
           <w:rPr>
             <w:lang w:val="zh_TW" w:bidi="zh_TW"/>
@@ -879,388 +1243,7 @@
             <w:color w:val="0000EE"/>
             <w:u w:val="single"/>
           </w:rPr>
-          <w:t>賽5:13，</w:t>
-        </w:r>
-      </w:hyperlink>
-      <w:hyperlink r:id="rId40">
-        <w:r>
-          <w:rPr>
-            <w:lang w:val="zh_TW" w:bidi="zh_TW"/>
-          </w:rPr>
-          <w:rPr>
-            <w:color w:val="0000EE"/>
-            <w:u w:val="single"/>
-          </w:rPr>
-          <w:t>27:13，</w:t>
-        </w:r>
-      </w:hyperlink>
-      <w:hyperlink r:id="rId41">
-        <w:r>
-          <w:rPr>
-            <w:lang w:val="zh_TW" w:bidi="zh_TW"/>
-          </w:rPr>
-          <w:rPr>
-            <w:color w:val="0000EE"/>
-            <w:u w:val="single"/>
-          </w:rPr>
-          <w:t>52:1–12，</w:t>
-        </w:r>
-      </w:hyperlink>
-      <w:hyperlink r:id="rId42">
-        <w:r>
-          <w:rPr>
-            <w:lang w:val="zh_TW" w:bidi="zh_TW"/>
-          </w:rPr>
-          <w:rPr>
-            <w:color w:val="0000EE"/>
-            <w:u w:val="single"/>
-          </w:rPr>
-          <w:t>59:10</w:t>
-        </w:r>
-      </w:hyperlink>
-      <w:r>
-        <w:rPr>
-          <w:lang w:val="zh_TW" w:bidi="zh_TW"/>
-        </w:rPr>
-        <w:t>；</w:t>
-      </w:r>
-      <w:hyperlink r:id="rId43">
-        <w:r>
-          <w:rPr>
-            <w:lang w:val="zh_TW" w:bidi="zh_TW"/>
-          </w:rPr>
-          <w:rPr>
-            <w:color w:val="0000EE"/>
-            <w:u w:val="single"/>
-          </w:rPr>
-          <w:t>耶2:37，</w:t>
-        </w:r>
-      </w:hyperlink>
-      <w:hyperlink r:id="rId44">
-        <w:r>
-          <w:rPr>
-            <w:lang w:val="zh_TW" w:bidi="zh_TW"/>
-          </w:rPr>
-          <w:rPr>
-            <w:color w:val="0000EE"/>
-            <w:u w:val="single"/>
-          </w:rPr>
-          <w:t>3:18，</w:t>
-        </w:r>
-      </w:hyperlink>
-      <w:hyperlink r:id="rId14">
-        <w:r>
-          <w:rPr>
-            <w:lang w:val="zh_TW" w:bidi="zh_TW"/>
-          </w:rPr>
-          <w:rPr>
-            <w:color w:val="0000EE"/>
-            <w:u w:val="single"/>
-          </w:rPr>
-          <w:t>4:13</w:t>
-        </w:r>
-      </w:hyperlink>
-      <w:r>
-        <w:rPr>
-          <w:lang w:val="zh_TW" w:bidi="zh_TW"/>
-        </w:rPr>
-        <w:t>；</w:t>
-      </w:r>
-      <w:hyperlink r:id="rId45">
-        <w:r>
-          <w:rPr>
-            <w:lang w:val="zh_TW" w:bidi="zh_TW"/>
-          </w:rPr>
-          <w:rPr>
-            <w:color w:val="0000EE"/>
-            <w:u w:val="single"/>
-          </w:rPr>
-          <w:t>結6:9，</w:t>
-        </w:r>
-      </w:hyperlink>
-      <w:hyperlink r:id="rId46">
-        <w:r>
-          <w:rPr>
-            <w:lang w:val="zh_TW" w:bidi="zh_TW"/>
-          </w:rPr>
-          <w:rPr>
-            <w:color w:val="0000EE"/>
-            <w:u w:val="single"/>
-          </w:rPr>
-          <w:t>20:41，</w:t>
-        </w:r>
-      </w:hyperlink>
-      <w:hyperlink r:id="rId47">
-        <w:r>
-          <w:rPr>
-            <w:lang w:val="zh_TW" w:bidi="zh_TW"/>
-          </w:rPr>
-          <w:rPr>
-            <w:color w:val="0000EE"/>
-            <w:u w:val="single"/>
-          </w:rPr>
-          <w:t>37:1–14</w:t>
-        </w:r>
-      </w:hyperlink>
-      <w:r>
-        <w:rPr>
-          <w:lang w:val="zh_TW" w:bidi="zh_TW"/>
-        </w:rPr>
-        <w:t>；</w:t>
-      </w:r>
-      <w:hyperlink r:id="rId15">
-        <w:r>
-          <w:rPr>
-            <w:lang w:val="zh_TW" w:bidi="zh_TW"/>
-          </w:rPr>
-          <w:rPr>
-            <w:color w:val="0000EE"/>
-            <w:u w:val="single"/>
-          </w:rPr>
-          <w:t>摩5:11</w:t>
-        </w:r>
-      </w:hyperlink>
-      <w:r>
-        <w:rPr>
-          <w:lang w:val="zh_TW" w:bidi="zh_TW"/>
-        </w:rPr>
-        <w:t>；</w:t>
-      </w:r>
-      <w:hyperlink r:id="rId16">
-        <w:r>
-          <w:rPr>
-            <w:lang w:val="zh_TW" w:bidi="zh_TW"/>
-          </w:rPr>
-          <w:rPr>
-            <w:color w:val="0000EE"/>
-            <w:u w:val="single"/>
-          </w:rPr>
-          <w:t>彌6:14–15</w:t>
-        </w:r>
-      </w:hyperlink>
-      <w:r>
-        <w:rPr>
-          <w:lang w:val="zh_TW" w:bidi="zh_TW"/>
-        </w:rPr>
-      </w:r>
-      <w:r>
-        <w:rPr>
-          <w:lang w:val="zh_TW" w:bidi="zh_TW"/>
-        </w:rPr>
-      </w:r>
-    </w:p>
-    <w:p>
-      <w:pPr/>
-      <w:r>
-        <w:rPr>
-          <w:lang w:val="zh_TW" w:bidi="zh_TW"/>
-        </w:rPr>
-      </w:r>
-    </w:p>
-    <w:p>
-      <w:pPr>
-        <w:pStyle w:val="Heading2"/>
-      </w:pPr>
-      <w:r>
-        <w:rPr>
-          <w:lang w:val="zh_TW" w:bidi="zh_TW"/>
-        </w:rPr>
-        <w:t>歷史中的出埃及</w:t>
-      </w:r>
-      <w:r>
-        <w:rPr>
-          <w:lang w:val="zh_TW" w:bidi="zh_TW"/>
-        </w:rPr>
-      </w:r>
-    </w:p>
-    <w:p>
-      <w:pPr/>
-      <w:r>
-        <w:rPr>
-          <w:lang w:val="zh_TW" w:bidi="zh_TW"/>
-        </w:rPr>
-      </w:r>
-      <w:r>
-        <w:rPr>
-          <w:lang w:val="zh_TW" w:bidi="zh_TW"/>
-        </w:rPr>
-        <w:t>以色列對現實的看法，與其他古代文化非常不同。以色列四周的主要文化，從公元前兩千年美索不達米亞南部的蘇美到公元兩百年的羅馬，都通過觀察創造，來發展他們的觀點。他們信奉多神，認為事件在無盡的循環中發生。相比之下，古代以色列相信一神，祂與世界有別。祂創造世界有一個目的，並且引導不同事件發生，來實現該目的。</w:t>
-      </w:r>
-    </w:p>
-    <w:p>
-      <w:pPr/>
-      <w:r>
-        <w:rPr>
-          <w:lang w:val="zh_TW" w:bidi="zh_TW"/>
-        </w:rPr>
-      </w:r>
-      <w:r>
-        <w:rPr>
-          <w:lang w:val="zh_TW" w:bidi="zh_TW"/>
-        </w:rPr>
-        <w:t>以色列人如何發展出這種獨特的觀點？是通過在歷史事件中與這位真實的神相遇嗎？對於以色列這種獨特觀點，最合理的解釋是，正如聖經所述，神通過被記為歷史的事件向他們顯現。</w:t>
-      </w:r>
-    </w:p>
-    <w:p>
-      <w:pPr/>
-      <w:r>
-        <w:rPr>
-          <w:lang w:val="zh_TW" w:bidi="zh_TW"/>
-        </w:rPr>
-      </w:r>
-      <w:r>
-        <w:rPr>
-          <w:lang w:val="zh_TW" w:bidi="zh_TW"/>
-        </w:rPr>
-        <w:t>埃及的文獻並未提及聖經描述的事件，讓一些人產生懷疑。然而，一個強大的國家記錄自己被奴隸擊潰的情況並不常見。聖經的歷史記載，包括以色列多次失敗的故事，在古代近東是獨一無二的。</w:t>
-      </w:r>
-    </w:p>
-    <w:p>
-      <w:pPr/>
-      <w:r>
-        <w:rPr>
-          <w:lang w:val="zh_TW" w:bidi="zh_TW"/>
-        </w:rPr>
-      </w:r>
-      <w:r>
-        <w:rPr>
-          <w:lang w:val="zh_TW" w:bidi="zh_TW"/>
-        </w:rPr>
-        <w:t>考古學無法證明特定事件的發生，但可顯示出哪些條件允許事件發生；對於出埃及記和整本聖經來說都是如此。埃及的檔案和考古學並不證實或否定聖經的記載。然而，出埃及記的經文，顯示其對埃及思想和文化的深刻理解，類似歷史記錄。</w:t>
-      </w:r>
-    </w:p>
-    <w:p>
-      <w:pPr/>
-      <w:r>
-        <w:rPr>
-          <w:lang w:val="zh_TW" w:bidi="zh_TW"/>
-        </w:rPr>
-      </w:r>
-      <w:r>
-        <w:rPr>
-          <w:lang w:val="zh_TW" w:bidi="zh_TW"/>
-        </w:rPr>
-        <w:t>聖經的作者相信他們描述的是真實事件，他們也期望讀者如此看待這些事件。</w:t>
-      </w:r>
-      <w:hyperlink r:id="rId48">
-        <w:r>
-          <w:rPr>
-            <w:lang w:val="zh_TW" w:bidi="zh_TW"/>
-          </w:rPr>
-          <w:rPr>
-            <w:color w:val="0000EE"/>
-            <w:u w:val="single"/>
-          </w:rPr>
-          <w:t>出埃及記十八章8至12節</w:t>
-        </w:r>
-      </w:hyperlink>
-      <w:r>
-        <w:rPr>
-          <w:lang w:val="zh_TW" w:bidi="zh_TW"/>
-        </w:rPr>
-        <w:t>呈現第一個因為真實事件而相信神的例子。</w:t>
-      </w:r>
-    </w:p>
-    <w:p>
-      <w:pPr/>
-      <w:r>
-        <w:rPr>
-          <w:lang w:val="zh_TW" w:bidi="zh_TW"/>
-        </w:rPr>
-      </w:r>
-      <w:r>
-        <w:rPr>
-          <w:lang w:val="zh_TW" w:bidi="zh_TW"/>
-        </w:rPr>
-        <w:t>對神和聖經的信仰有堅實的歷史基礎。神在歷史中以行動拯救人類，祂的行動包括以色列逃離埃及。這些行動在耶穌基督的生命、死亡和復活中達到最終目的。</w:t>
-      </w:r>
-    </w:p>
-    <w:p>
-      <w:pPr/>
-      <w:r>
-        <w:rPr>
-          <w:lang w:val="zh_TW" w:bidi="zh_TW"/>
-        </w:rPr>
-      </w:r>
-      <w:r>
-        <w:rPr>
-          <w:u w:val="single"/>
-          <w:lang w:val="zh_TW" w:bidi="zh_TW"/>
-        </w:rPr>
-        <w:t>進深研究的經文段落</w:t>
-      </w:r>
-    </w:p>
-    <w:p>
-      <w:pPr/>
-      <w:r>
-        <w:rPr>
-          <w:lang w:val="zh_TW" w:bidi="zh_TW"/>
-        </w:rPr>
-      </w:r>
-      <w:hyperlink r:id="rId49">
-        <w:r>
-          <w:rPr>
-            <w:lang w:val="zh_TW" w:bidi="zh_TW"/>
-          </w:rPr>
-          <w:rPr>
-            <w:color w:val="0000EE"/>
-            <w:u w:val="single"/>
-          </w:rPr>
-          <w:t>出14:15–15:21</w:t>
-        </w:r>
-      </w:hyperlink>
-      <w:r>
-        <w:rPr>
-          <w:lang w:val="zh_TW" w:bidi="zh_TW"/>
-        </w:rPr>
-        <w:t>，</w:t>
-      </w:r>
-      <w:hyperlink r:id="rId48">
-        <w:r>
-          <w:rPr>
-            <w:lang w:val="zh_TW" w:bidi="zh_TW"/>
-          </w:rPr>
-          <w:rPr>
-            <w:color w:val="0000EE"/>
-            <w:u w:val="single"/>
-          </w:rPr>
-          <w:t>18:8–12</w:t>
-        </w:r>
-      </w:hyperlink>
-      <w:r>
-        <w:rPr>
-          <w:lang w:val="zh_TW" w:bidi="zh_TW"/>
-        </w:rPr>
-        <w:t>；</w:t>
-      </w:r>
-      <w:hyperlink r:id="rId50">
-        <w:r>
-          <w:rPr>
-            <w:lang w:val="zh_TW" w:bidi="zh_TW"/>
-          </w:rPr>
-          <w:rPr>
-            <w:color w:val="0000EE"/>
-            <w:u w:val="single"/>
-          </w:rPr>
-          <w:t>士11:12–27</w:t>
-        </w:r>
-      </w:hyperlink>
-      <w:r>
-        <w:rPr>
-          <w:lang w:val="zh_TW" w:bidi="zh_TW"/>
-        </w:rPr>
-        <w:t>；</w:t>
-      </w:r>
-      <w:hyperlink r:id="rId51">
-        <w:r>
-          <w:rPr>
-            <w:lang w:val="zh_TW" w:bidi="zh_TW"/>
-          </w:rPr>
-          <w:rPr>
-            <w:color w:val="0000EE"/>
-            <w:u w:val="single"/>
-          </w:rPr>
-          <w:t>徒7:1–56</w:t>
+          <w:t>15:20–32</w:t>
         </w:r>
       </w:hyperlink>
       <w:r>
@@ -3163,6 +3146,12 @@
   </w:num>
   <w:num w:numId="13" w16cid:durableId="592781308">
     <w:abstractNumId w:val="11"/>
+  </w:num>
+  <w:num w:numId="14">
+    <w:abstractNumId w:val="3"/>
+    <w:lvlOverride w:ilvl="0">
+      <w:startOverride w:val="1"/>
+    </w:lvlOverride>
   </w:num>
   <w:numIdMacAtCleanup w:val="10"/>
 </w:numbering>

--- a/zht/docx/050.content.docx
+++ b/zht/docx/050.content.docx
@@ -19,7 +19,7 @@
         <w:rPr>
           <w:lang w:val="zh_TW" w:bidi="zh_TW"/>
         </w:rPr>
-        <w:t>Resource: Tyndale Open Study Notes</w:t>
+        <w:t>Resource: Aquifer Open Study Notes (Themes)</w:t>
       </w:r>
       <w:r>
         <w:rPr>
@@ -112,7 +112,7 @@
         <w:rPr>
           <w:lang w:val="zh_TW" w:bidi="zh_TW"/>
         </w:rPr>
-        <w:t>Tyndale Open Study Notes</w:t>
+        <w:t>Aquifer Open Study Notes (Themes)</w:t>
       </w:r>
     </w:p>
     <w:p>

--- a/zht/docx/050.content.docx
+++ b/zht/docx/050.content.docx
@@ -269,72 +269,48 @@
         </w:rPr>
         <w:t>有人遭遇困苦，而耶穌解除了那困苦（</w:t>
       </w:r>
-      <w:hyperlink r:id="rId13">
-        <w:r>
-          <w:rPr>
-            <w:lang w:val="zh_TW" w:bidi="zh_TW"/>
-          </w:rPr>
-          <w:rPr>
-            <w:color w:val="0000EE"/>
-            <w:u w:val="single"/>
-          </w:rPr>
-          <w:t>太18:23–26</w:t>
-        </w:r>
-      </w:hyperlink>
+      <w:r>
+        <w:rPr>
+          <w:lang w:val="zh_TW" w:bidi="zh_TW"/>
+        </w:rPr>
+        <w:t>太18:23–26</w:t>
+      </w:r>
       <w:r>
         <w:rPr>
           <w:lang w:val="zh_TW" w:bidi="zh_TW"/>
         </w:rPr>
         <w:t>，</w:t>
       </w:r>
-      <w:hyperlink r:id="rId14">
-        <w:r>
-          <w:rPr>
-            <w:lang w:val="zh_TW" w:bidi="zh_TW"/>
-          </w:rPr>
-          <w:rPr>
-            <w:color w:val="0000EE"/>
-            <w:u w:val="single"/>
-          </w:rPr>
-          <w:t>20:29–33</w:t>
-        </w:r>
-      </w:hyperlink>
+      <w:r>
+        <w:rPr>
+          <w:lang w:val="zh_TW" w:bidi="zh_TW"/>
+        </w:rPr>
+        <w:t>20:29–33</w:t>
+      </w:r>
       <w:r>
         <w:rPr>
           <w:lang w:val="zh_TW" w:bidi="zh_TW"/>
         </w:rPr>
         <w:t>，</w:t>
       </w:r>
-      <w:hyperlink r:id="rId15">
-        <w:r>
-          <w:rPr>
-            <w:lang w:val="zh_TW" w:bidi="zh_TW"/>
-          </w:rPr>
-          <w:rPr>
-            <w:color w:val="0000EE"/>
-            <w:u w:val="single"/>
-          </w:rPr>
-          <w:t>太18:27</w:t>
-        </w:r>
-      </w:hyperlink>
+      <w:r>
+        <w:rPr>
+          <w:lang w:val="zh_TW" w:bidi="zh_TW"/>
+        </w:rPr>
+        <w:t>太18:27</w:t>
+      </w:r>
       <w:r>
         <w:rPr>
           <w:lang w:val="zh_TW" w:bidi="zh_TW"/>
         </w:rPr>
         <w:t>，</w:t>
       </w:r>
-      <w:hyperlink r:id="rId16">
-        <w:r>
-          <w:rPr>
-            <w:lang w:val="zh_TW" w:bidi="zh_TW"/>
-          </w:rPr>
-          <w:rPr>
-            <w:color w:val="0000EE"/>
-            <w:u w:val="single"/>
-          </w:rPr>
-          <w:t>20:34</w:t>
-        </w:r>
-      </w:hyperlink>
+      <w:r>
+        <w:rPr>
+          <w:lang w:val="zh_TW" w:bidi="zh_TW"/>
+        </w:rPr>
+        <w:t>20:34</w:t>
+      </w:r>
       <w:r>
         <w:rPr>
           <w:lang w:val="zh_TW" w:bidi="zh_TW"/>
@@ -359,72 +335,48 @@
         </w:rPr>
         <w:t>耶穌流露出強烈的情感（</w:t>
       </w:r>
-      <w:hyperlink r:id="rId17">
-        <w:r>
-          <w:rPr>
-            <w:lang w:val="zh_TW" w:bidi="zh_TW"/>
-          </w:rPr>
-          <w:rPr>
-            <w:color w:val="0000EE"/>
-            <w:u w:val="single"/>
-          </w:rPr>
-          <w:t>太14:14</w:t>
-        </w:r>
-      </w:hyperlink>
+      <w:r>
+        <w:rPr>
+          <w:lang w:val="zh_TW" w:bidi="zh_TW"/>
+        </w:rPr>
+        <w:t>太14:14</w:t>
+      </w:r>
       <w:r>
         <w:rPr>
           <w:lang w:val="zh_TW" w:bidi="zh_TW"/>
         </w:rPr>
         <w:t>，</w:t>
       </w:r>
-      <w:hyperlink r:id="rId18">
-        <w:r>
-          <w:rPr>
-            <w:lang w:val="zh_TW" w:bidi="zh_TW"/>
-          </w:rPr>
-          <w:rPr>
-            <w:color w:val="0000EE"/>
-            <w:u w:val="single"/>
-          </w:rPr>
-          <w:t>15:32</w:t>
-        </w:r>
-      </w:hyperlink>
+      <w:r>
+        <w:rPr>
+          <w:lang w:val="zh_TW" w:bidi="zh_TW"/>
+        </w:rPr>
+        <w:t>15:32</w:t>
+      </w:r>
       <w:r>
         <w:rPr>
           <w:lang w:val="zh_TW" w:bidi="zh_TW"/>
         </w:rPr>
         <w:t>，</w:t>
       </w:r>
-      <w:hyperlink r:id="rId15">
-        <w:r>
-          <w:rPr>
-            <w:lang w:val="zh_TW" w:bidi="zh_TW"/>
-          </w:rPr>
-          <w:rPr>
-            <w:color w:val="0000EE"/>
-            <w:u w:val="single"/>
-          </w:rPr>
-          <w:t>18:27</w:t>
-        </w:r>
-      </w:hyperlink>
+      <w:r>
+        <w:rPr>
+          <w:lang w:val="zh_TW" w:bidi="zh_TW"/>
+        </w:rPr>
+        <w:t>18:27</w:t>
+      </w:r>
       <w:r>
         <w:rPr>
           <w:lang w:val="zh_TW" w:bidi="zh_TW"/>
         </w:rPr>
         <w:t>，</w:t>
       </w:r>
-      <w:hyperlink r:id="rId16">
-        <w:r>
-          <w:rPr>
-            <w:lang w:val="zh_TW" w:bidi="zh_TW"/>
-          </w:rPr>
-          <w:rPr>
-            <w:color w:val="0000EE"/>
-            <w:u w:val="single"/>
-          </w:rPr>
-          <w:t>20:34</w:t>
-        </w:r>
-      </w:hyperlink>
+      <w:r>
+        <w:rPr>
+          <w:lang w:val="zh_TW" w:bidi="zh_TW"/>
+        </w:rPr>
+        <w:t>20:34</w:t>
+      </w:r>
       <w:r>
         <w:rPr>
           <w:lang w:val="zh_TW" w:bidi="zh_TW"/>
@@ -449,42 +401,24 @@
         </w:rPr>
         <w:t>將耶穌的憐憫與那些缺乏憐憫的人形成對比（</w:t>
       </w:r>
-      <w:hyperlink r:id="rId19">
-        <w:r>
-          <w:rPr>
-            <w:lang w:val="zh_TW" w:bidi="zh_TW"/>
-          </w:rPr>
-          <w:rPr>
-            <w:color w:val="0000EE"/>
-            <w:u w:val="single"/>
-          </w:rPr>
-          <w:t>太9:32–36，</w:t>
-        </w:r>
-      </w:hyperlink>
-      <w:hyperlink r:id="rId20">
-        <w:r>
-          <w:rPr>
-            <w:lang w:val="zh_TW" w:bidi="zh_TW"/>
-          </w:rPr>
-          <w:rPr>
-            <w:color w:val="0000EE"/>
-            <w:u w:val="single"/>
-          </w:rPr>
-          <w:t>18:27–30，</w:t>
-        </w:r>
-      </w:hyperlink>
-      <w:hyperlink r:id="rId21">
-        <w:r>
-          <w:rPr>
-            <w:lang w:val="zh_TW" w:bidi="zh_TW"/>
-          </w:rPr>
-          <w:rPr>
-            <w:color w:val="0000EE"/>
-            <w:u w:val="single"/>
-          </w:rPr>
-          <w:t>20:29–34</w:t>
-        </w:r>
-      </w:hyperlink>
+      <w:r>
+        <w:rPr>
+          <w:lang w:val="zh_TW" w:bidi="zh_TW"/>
+        </w:rPr>
+        <w:t>太9:32–36，</w:t>
+      </w:r>
+      <w:r>
+        <w:rPr>
+          <w:lang w:val="zh_TW" w:bidi="zh_TW"/>
+        </w:rPr>
+        <w:t>18:27–30，</w:t>
+      </w:r>
+      <w:r>
+        <w:rPr>
+          <w:lang w:val="zh_TW" w:bidi="zh_TW"/>
+        </w:rPr>
+        <w:t>20:29–34</w:t>
+      </w:r>
       <w:r>
         <w:rPr>
           <w:lang w:val="zh_TW" w:bidi="zh_TW"/>
@@ -505,48 +439,30 @@
         </w:rPr>
         <w:t>在福音書中，「有憐憫」通常直接用來描述耶穌，但也出現在比喻中，用來指天父或耶穌（</w:t>
       </w:r>
-      <w:hyperlink r:id="rId15">
-        <w:r>
-          <w:rPr>
-            <w:lang w:val="zh_TW" w:bidi="zh_TW"/>
-          </w:rPr>
-          <w:rPr>
-            <w:color w:val="0000EE"/>
-            <w:u w:val="single"/>
-          </w:rPr>
-          <w:t>太18:27</w:t>
-        </w:r>
-      </w:hyperlink>
+      <w:r>
+        <w:rPr>
+          <w:lang w:val="zh_TW" w:bidi="zh_TW"/>
+        </w:rPr>
+        <w:t>太18:27</w:t>
+      </w:r>
       <w:r>
         <w:rPr>
           <w:lang w:val="zh_TW" w:bidi="zh_TW"/>
         </w:rPr>
         <w:t>；</w:t>
       </w:r>
-      <w:hyperlink r:id="rId22">
-        <w:r>
-          <w:rPr>
-            <w:lang w:val="zh_TW" w:bidi="zh_TW"/>
-          </w:rPr>
-          <w:rPr>
-            <w:color w:val="0000EE"/>
-            <w:u w:val="single"/>
-          </w:rPr>
-          <w:t>路10:33，</w:t>
-        </w:r>
-      </w:hyperlink>
-      <w:hyperlink r:id="rId23">
-        <w:r>
-          <w:rPr>
-            <w:lang w:val="zh_TW" w:bidi="zh_TW"/>
-          </w:rPr>
-          <w:rPr>
-            <w:color w:val="0000EE"/>
-            <w:u w:val="single"/>
-          </w:rPr>
-          <w:t>15:20</w:t>
-        </w:r>
-      </w:hyperlink>
+      <w:r>
+        <w:rPr>
+          <w:lang w:val="zh_TW" w:bidi="zh_TW"/>
+        </w:rPr>
+        <w:t>路10:33，</w:t>
+      </w:r>
+      <w:r>
+        <w:rPr>
+          <w:lang w:val="zh_TW" w:bidi="zh_TW"/>
+        </w:rPr>
+        <w:t>15:20</w:t>
+      </w:r>
       <w:r>
         <w:rPr>
           <w:lang w:val="zh_TW" w:bidi="zh_TW"/>
@@ -567,102 +483,60 @@
         </w:rPr>
         <w:t>在舊約聖經中，神的憐憫主要指祂溫柔的慈愛，特別常常臨到祂與其立約的子民。當以色列頑梗悖逆時，神收回憐憫來施行審判（</w:t>
       </w:r>
-      <w:hyperlink r:id="rId24">
-        <w:r>
-          <w:rPr>
-            <w:lang w:val="zh_TW" w:bidi="zh_TW"/>
-          </w:rPr>
-          <w:rPr>
-            <w:color w:val="0000EE"/>
-            <w:u w:val="single"/>
-          </w:rPr>
-          <w:t>賽27:11，</w:t>
-        </w:r>
-      </w:hyperlink>
-      <w:hyperlink r:id="rId25">
-        <w:r>
-          <w:rPr>
-            <w:lang w:val="zh_TW" w:bidi="zh_TW"/>
-          </w:rPr>
-          <w:rPr>
-            <w:color w:val="0000EE"/>
-            <w:u w:val="single"/>
-          </w:rPr>
-          <w:t>63:15</w:t>
-        </w:r>
-      </w:hyperlink>
+      <w:r>
+        <w:rPr>
+          <w:lang w:val="zh_TW" w:bidi="zh_TW"/>
+        </w:rPr>
+        <w:t>賽27:11，</w:t>
+      </w:r>
+      <w:r>
+        <w:rPr>
+          <w:lang w:val="zh_TW" w:bidi="zh_TW"/>
+        </w:rPr>
+        <w:t>63:15</w:t>
+      </w:r>
       <w:r>
         <w:rPr>
           <w:lang w:val="zh_TW" w:bidi="zh_TW"/>
         </w:rPr>
         <w:t>；</w:t>
       </w:r>
-      <w:hyperlink r:id="rId26">
-        <w:r>
-          <w:rPr>
-            <w:lang w:val="zh_TW" w:bidi="zh_TW"/>
-          </w:rPr>
-          <w:rPr>
-            <w:color w:val="0000EE"/>
-            <w:u w:val="single"/>
-          </w:rPr>
-          <w:t>耶13:14</w:t>
-        </w:r>
-      </w:hyperlink>
+      <w:r>
+        <w:rPr>
+          <w:lang w:val="zh_TW" w:bidi="zh_TW"/>
+        </w:rPr>
+        <w:t>耶13:14</w:t>
+      </w:r>
       <w:r>
         <w:rPr>
           <w:lang w:val="zh_TW" w:bidi="zh_TW"/>
         </w:rPr>
         <w:t>）。而當以色列悔改時，神便重新施予憐憫（</w:t>
       </w:r>
-      <w:hyperlink r:id="rId27">
-        <w:r>
-          <w:rPr>
-            <w:lang w:val="zh_TW" w:bidi="zh_TW"/>
-          </w:rPr>
-          <w:rPr>
-            <w:color w:val="0000EE"/>
-            <w:u w:val="single"/>
-          </w:rPr>
-          <w:t>申13:18，</w:t>
-        </w:r>
-      </w:hyperlink>
-      <w:hyperlink r:id="rId28">
-        <w:r>
-          <w:rPr>
-            <w:lang w:val="zh_TW" w:bidi="zh_TW"/>
-          </w:rPr>
-          <w:rPr>
-            <w:color w:val="0000EE"/>
-            <w:u w:val="single"/>
-          </w:rPr>
-          <w:t>30:2–3；</w:t>
-        </w:r>
-      </w:hyperlink>
-      <w:hyperlink r:id="rId29">
-        <w:r>
-          <w:rPr>
-            <w:lang w:val="zh_TW" w:bidi="zh_TW"/>
-          </w:rPr>
-          <w:rPr>
-            <w:color w:val="0000EE"/>
-            <w:u w:val="single"/>
-          </w:rPr>
-          <w:t>箴28:13；</w:t>
-        </w:r>
-      </w:hyperlink>
-      <w:hyperlink r:id="rId30">
-        <w:r>
-          <w:rPr>
-            <w:lang w:val="zh_TW" w:bidi="zh_TW"/>
-          </w:rPr>
-          <w:rPr>
-            <w:color w:val="0000EE"/>
-            <w:u w:val="single"/>
-          </w:rPr>
-          <w:t>賽55:7</w:t>
-        </w:r>
-      </w:hyperlink>
+      <w:r>
+        <w:rPr>
+          <w:lang w:val="zh_TW" w:bidi="zh_TW"/>
+        </w:rPr>
+        <w:t>申13:18，</w:t>
+      </w:r>
+      <w:r>
+        <w:rPr>
+          <w:lang w:val="zh_TW" w:bidi="zh_TW"/>
+        </w:rPr>
+        <w:t>30:2–3；</w:t>
+      </w:r>
+      <w:r>
+        <w:rPr>
+          <w:lang w:val="zh_TW" w:bidi="zh_TW"/>
+        </w:rPr>
+        <w:t>箴28:13；</w:t>
+      </w:r>
+      <w:r>
+        <w:rPr>
+          <w:lang w:val="zh_TW" w:bidi="zh_TW"/>
+        </w:rPr>
+        <w:t>賽55:7</w:t>
+      </w:r>
       <w:r>
         <w:rPr>
           <w:lang w:val="zh_TW" w:bidi="zh_TW"/>
@@ -683,192 +557,120 @@
         </w:rPr>
         <w:t>舊約也經常將彌賽亞的時代（神所揀選的領袖要來臨的時期）描寫為神憐憫臨到的時期（</w:t>
       </w:r>
-      <w:hyperlink r:id="rId31">
-        <w:r>
-          <w:rPr>
-            <w:lang w:val="zh_TW" w:bidi="zh_TW"/>
-          </w:rPr>
-          <w:rPr>
-            <w:color w:val="0000EE"/>
-            <w:u w:val="single"/>
-          </w:rPr>
-          <w:t>賽14:1，</w:t>
-        </w:r>
-      </w:hyperlink>
-      <w:hyperlink r:id="rId32">
-        <w:r>
-          <w:rPr>
-            <w:lang w:val="zh_TW" w:bidi="zh_TW"/>
-          </w:rPr>
-          <w:rPr>
-            <w:color w:val="0000EE"/>
-            <w:u w:val="single"/>
-          </w:rPr>
-          <w:t>49:10</w:t>
-        </w:r>
-      </w:hyperlink>
+      <w:r>
+        <w:rPr>
+          <w:lang w:val="zh_TW" w:bidi="zh_TW"/>
+        </w:rPr>
+        <w:t>賽14:1，</w:t>
+      </w:r>
+      <w:r>
+        <w:rPr>
+          <w:lang w:val="zh_TW" w:bidi="zh_TW"/>
+        </w:rPr>
+        <w:t>49:10</w:t>
+      </w:r>
       <w:r>
         <w:rPr>
           <w:lang w:val="zh_TW" w:bidi="zh_TW"/>
         </w:rPr>
         <w:t>、</w:t>
       </w:r>
-      <w:hyperlink r:id="rId33">
-        <w:r>
-          <w:rPr>
-            <w:lang w:val="zh_TW" w:bidi="zh_TW"/>
-          </w:rPr>
-          <w:rPr>
-            <w:color w:val="0000EE"/>
-            <w:u w:val="single"/>
-          </w:rPr>
-          <w:t>13，</w:t>
-        </w:r>
-      </w:hyperlink>
-      <w:hyperlink r:id="rId34">
-        <w:r>
-          <w:rPr>
-            <w:lang w:val="zh_TW" w:bidi="zh_TW"/>
-          </w:rPr>
-          <w:rPr>
-            <w:color w:val="0000EE"/>
-            <w:u w:val="single"/>
-          </w:rPr>
-          <w:t>54:8</w:t>
-        </w:r>
-      </w:hyperlink>
+      <w:r>
+        <w:rPr>
+          <w:lang w:val="zh_TW" w:bidi="zh_TW"/>
+        </w:rPr>
+        <w:t>13，</w:t>
+      </w:r>
+      <w:r>
+        <w:rPr>
+          <w:lang w:val="zh_TW" w:bidi="zh_TW"/>
+        </w:rPr>
+        <w:t>54:8</w:t>
+      </w:r>
       <w:r>
         <w:rPr>
           <w:lang w:val="zh_TW" w:bidi="zh_TW"/>
         </w:rPr>
         <w:t>、</w:t>
       </w:r>
-      <w:hyperlink r:id="rId35">
-        <w:r>
-          <w:rPr>
-            <w:lang w:val="zh_TW" w:bidi="zh_TW"/>
-          </w:rPr>
-          <w:rPr>
-            <w:color w:val="0000EE"/>
-            <w:u w:val="single"/>
-          </w:rPr>
-          <w:t>10，</w:t>
-        </w:r>
-      </w:hyperlink>
-      <w:hyperlink r:id="rId36">
-        <w:r>
-          <w:rPr>
-            <w:lang w:val="zh_TW" w:bidi="zh_TW"/>
-          </w:rPr>
-          <w:rPr>
-            <w:color w:val="0000EE"/>
-            <w:u w:val="single"/>
-          </w:rPr>
-          <w:t>60:10</w:t>
-        </w:r>
-      </w:hyperlink>
+      <w:r>
+        <w:rPr>
+          <w:lang w:val="zh_TW" w:bidi="zh_TW"/>
+        </w:rPr>
+        <w:t>10，</w:t>
+      </w:r>
+      <w:r>
+        <w:rPr>
+          <w:lang w:val="zh_TW" w:bidi="zh_TW"/>
+        </w:rPr>
+        <w:t>60:10</w:t>
+      </w:r>
       <w:r>
         <w:rPr>
           <w:lang w:val="zh_TW" w:bidi="zh_TW"/>
         </w:rPr>
         <w:t>；</w:t>
       </w:r>
-      <w:hyperlink r:id="rId37">
-        <w:r>
-          <w:rPr>
-            <w:lang w:val="zh_TW" w:bidi="zh_TW"/>
-          </w:rPr>
-          <w:rPr>
-            <w:color w:val="0000EE"/>
-            <w:u w:val="single"/>
-          </w:rPr>
-          <w:t>耶12:15，</w:t>
-        </w:r>
-      </w:hyperlink>
-      <w:hyperlink r:id="rId38">
-        <w:r>
-          <w:rPr>
-            <w:lang w:val="zh_TW" w:bidi="zh_TW"/>
-          </w:rPr>
-          <w:rPr>
-            <w:color w:val="0000EE"/>
-            <w:u w:val="single"/>
-          </w:rPr>
-          <w:t>33:26</w:t>
-        </w:r>
-      </w:hyperlink>
+      <w:r>
+        <w:rPr>
+          <w:lang w:val="zh_TW" w:bidi="zh_TW"/>
+        </w:rPr>
+        <w:t>耶12:15，</w:t>
+      </w:r>
+      <w:r>
+        <w:rPr>
+          <w:lang w:val="zh_TW" w:bidi="zh_TW"/>
+        </w:rPr>
+        <w:t>33:26</w:t>
+      </w:r>
       <w:r>
         <w:rPr>
           <w:lang w:val="zh_TW" w:bidi="zh_TW"/>
         </w:rPr>
         <w:t>；</w:t>
       </w:r>
-      <w:hyperlink r:id="rId39">
-        <w:r>
-          <w:rPr>
-            <w:lang w:val="zh_TW" w:bidi="zh_TW"/>
-          </w:rPr>
-          <w:rPr>
-            <w:color w:val="0000EE"/>
-            <w:u w:val="single"/>
-          </w:rPr>
-          <w:t>結39:25</w:t>
-        </w:r>
-      </w:hyperlink>
+      <w:r>
+        <w:rPr>
+          <w:lang w:val="zh_TW" w:bidi="zh_TW"/>
+        </w:rPr>
+        <w:t>結39:25</w:t>
+      </w:r>
       <w:r>
         <w:rPr>
           <w:lang w:val="zh_TW" w:bidi="zh_TW"/>
         </w:rPr>
         <w:t>；</w:t>
       </w:r>
-      <w:hyperlink r:id="rId40">
-        <w:r>
-          <w:rPr>
-            <w:lang w:val="zh_TW" w:bidi="zh_TW"/>
-          </w:rPr>
-          <w:rPr>
-            <w:color w:val="0000EE"/>
-            <w:u w:val="single"/>
-          </w:rPr>
-          <w:t>彌7:19</w:t>
-        </w:r>
-      </w:hyperlink>
+      <w:r>
+        <w:rPr>
+          <w:lang w:val="zh_TW" w:bidi="zh_TW"/>
+        </w:rPr>
+        <w:t>彌7:19</w:t>
+      </w:r>
       <w:r>
         <w:rPr>
           <w:lang w:val="zh_TW" w:bidi="zh_TW"/>
         </w:rPr>
         <w:t>；</w:t>
       </w:r>
-      <w:hyperlink r:id="rId41">
-        <w:r>
-          <w:rPr>
-            <w:lang w:val="zh_TW" w:bidi="zh_TW"/>
-          </w:rPr>
-          <w:rPr>
-            <w:color w:val="0000EE"/>
-            <w:u w:val="single"/>
-          </w:rPr>
-          <w:t>哈3:2</w:t>
-        </w:r>
-      </w:hyperlink>
+      <w:r>
+        <w:rPr>
+          <w:lang w:val="zh_TW" w:bidi="zh_TW"/>
+        </w:rPr>
+        <w:t>哈3:2</w:t>
+      </w:r>
       <w:r>
         <w:rPr>
           <w:lang w:val="zh_TW" w:bidi="zh_TW"/>
         </w:rPr>
         <w:t>；</w:t>
       </w:r>
-      <w:hyperlink r:id="rId42">
-        <w:r>
-          <w:rPr>
-            <w:lang w:val="zh_TW" w:bidi="zh_TW"/>
-          </w:rPr>
-          <w:rPr>
-            <w:color w:val="0000EE"/>
-            <w:u w:val="single"/>
-          </w:rPr>
-          <w:t>亞10:6</w:t>
-        </w:r>
-      </w:hyperlink>
+      <w:r>
+        <w:rPr>
+          <w:lang w:val="zh_TW" w:bidi="zh_TW"/>
+        </w:rPr>
+        <w:t>亞10:6</w:t>
+      </w:r>
       <w:r>
         <w:rPr>
           <w:lang w:val="zh_TW" w:bidi="zh_TW"/>
@@ -898,354 +700,210 @@
           <w:lang w:val="zh_TW" w:bidi="zh_TW"/>
         </w:rPr>
       </w:r>
-      <w:hyperlink r:id="rId27">
-        <w:r>
-          <w:rPr>
-            <w:lang w:val="zh_TW" w:bidi="zh_TW"/>
-          </w:rPr>
-          <w:rPr>
-            <w:color w:val="0000EE"/>
-            <w:u w:val="single"/>
-          </w:rPr>
-          <w:t>申13:18，</w:t>
-        </w:r>
-      </w:hyperlink>
-      <w:hyperlink r:id="rId43">
-        <w:r>
-          <w:rPr>
-            <w:lang w:val="zh_TW" w:bidi="zh_TW"/>
-          </w:rPr>
-          <w:rPr>
-            <w:color w:val="0000EE"/>
-            <w:u w:val="single"/>
-          </w:rPr>
-          <w:t>30:3</w:t>
-        </w:r>
-      </w:hyperlink>
+      <w:r>
+        <w:rPr>
+          <w:lang w:val="zh_TW" w:bidi="zh_TW"/>
+        </w:rPr>
+        <w:t>申13:18，</w:t>
+      </w:r>
+      <w:r>
+        <w:rPr>
+          <w:lang w:val="zh_TW" w:bidi="zh_TW"/>
+        </w:rPr>
+        <w:t>30:3</w:t>
+      </w:r>
       <w:r>
         <w:rPr>
           <w:lang w:val="zh_TW" w:bidi="zh_TW"/>
         </w:rPr>
         <w:t>；</w:t>
       </w:r>
-      <w:hyperlink r:id="rId44">
-        <w:r>
-          <w:rPr>
-            <w:lang w:val="zh_TW" w:bidi="zh_TW"/>
-          </w:rPr>
-          <w:rPr>
-            <w:color w:val="0000EE"/>
-            <w:u w:val="single"/>
-          </w:rPr>
-          <w:t>王上8:50–51</w:t>
-        </w:r>
-      </w:hyperlink>
+      <w:r>
+        <w:rPr>
+          <w:lang w:val="zh_TW" w:bidi="zh_TW"/>
+        </w:rPr>
+        <w:t>王上8:50–51</w:t>
+      </w:r>
       <w:r>
         <w:rPr>
           <w:lang w:val="zh_TW" w:bidi="zh_TW"/>
         </w:rPr>
         <w:t>；</w:t>
       </w:r>
-      <w:hyperlink r:id="rId29">
-        <w:r>
-          <w:rPr>
-            <w:lang w:val="zh_TW" w:bidi="zh_TW"/>
-          </w:rPr>
-          <w:rPr>
-            <w:color w:val="0000EE"/>
-            <w:u w:val="single"/>
-          </w:rPr>
-          <w:t>箴28:13</w:t>
-        </w:r>
-      </w:hyperlink>
+      <w:r>
+        <w:rPr>
+          <w:lang w:val="zh_TW" w:bidi="zh_TW"/>
+        </w:rPr>
+        <w:t>箴28:13</w:t>
+      </w:r>
       <w:r>
         <w:rPr>
           <w:lang w:val="zh_TW" w:bidi="zh_TW"/>
         </w:rPr>
         <w:t>；</w:t>
       </w:r>
-      <w:hyperlink r:id="rId31">
-        <w:r>
-          <w:rPr>
-            <w:lang w:val="zh_TW" w:bidi="zh_TW"/>
-          </w:rPr>
-          <w:rPr>
-            <w:color w:val="0000EE"/>
-            <w:u w:val="single"/>
-          </w:rPr>
-          <w:t>賽14:1，</w:t>
-        </w:r>
-      </w:hyperlink>
-      <w:hyperlink r:id="rId32">
-        <w:r>
-          <w:rPr>
-            <w:lang w:val="zh_TW" w:bidi="zh_TW"/>
-          </w:rPr>
-          <w:rPr>
-            <w:color w:val="0000EE"/>
-            <w:u w:val="single"/>
-          </w:rPr>
-          <w:t>49:10</w:t>
-        </w:r>
-      </w:hyperlink>
+      <w:r>
+        <w:rPr>
+          <w:lang w:val="zh_TW" w:bidi="zh_TW"/>
+        </w:rPr>
+        <w:t>賽14:1，</w:t>
+      </w:r>
+      <w:r>
+        <w:rPr>
+          <w:lang w:val="zh_TW" w:bidi="zh_TW"/>
+        </w:rPr>
+        <w:t>49:10</w:t>
+      </w:r>
       <w:r>
         <w:rPr>
           <w:lang w:val="zh_TW" w:bidi="zh_TW"/>
         </w:rPr>
         <w:t>、</w:t>
       </w:r>
-      <w:hyperlink r:id="rId33">
-        <w:r>
-          <w:rPr>
-            <w:lang w:val="zh_TW" w:bidi="zh_TW"/>
-          </w:rPr>
-          <w:rPr>
-            <w:color w:val="0000EE"/>
-            <w:u w:val="single"/>
-          </w:rPr>
-          <w:t>13，</w:t>
-        </w:r>
-      </w:hyperlink>
-      <w:hyperlink r:id="rId45">
-        <w:r>
-          <w:rPr>
-            <w:lang w:val="zh_TW" w:bidi="zh_TW"/>
-          </w:rPr>
-          <w:rPr>
-            <w:color w:val="0000EE"/>
-            <w:u w:val="single"/>
-          </w:rPr>
-          <w:t>54:7–10，</w:t>
-        </w:r>
-      </w:hyperlink>
-      <w:hyperlink r:id="rId30">
-        <w:r>
-          <w:rPr>
-            <w:lang w:val="zh_TW" w:bidi="zh_TW"/>
-          </w:rPr>
-          <w:rPr>
-            <w:color w:val="0000EE"/>
-            <w:u w:val="single"/>
-          </w:rPr>
-          <w:t>55:7，</w:t>
-        </w:r>
-      </w:hyperlink>
-      <w:hyperlink r:id="rId36">
-        <w:r>
-          <w:rPr>
-            <w:lang w:val="zh_TW" w:bidi="zh_TW"/>
-          </w:rPr>
-          <w:rPr>
-            <w:color w:val="0000EE"/>
-            <w:u w:val="single"/>
-          </w:rPr>
-          <w:t>60:10</w:t>
-        </w:r>
-      </w:hyperlink>
+      <w:r>
+        <w:rPr>
+          <w:lang w:val="zh_TW" w:bidi="zh_TW"/>
+        </w:rPr>
+        <w:t>13，</w:t>
+      </w:r>
+      <w:r>
+        <w:rPr>
+          <w:lang w:val="zh_TW" w:bidi="zh_TW"/>
+        </w:rPr>
+        <w:t>54:7–10，</w:t>
+      </w:r>
+      <w:r>
+        <w:rPr>
+          <w:lang w:val="zh_TW" w:bidi="zh_TW"/>
+        </w:rPr>
+        <w:t>55:7，</w:t>
+      </w:r>
+      <w:r>
+        <w:rPr>
+          <w:lang w:val="zh_TW" w:bidi="zh_TW"/>
+        </w:rPr>
+        <w:t>60:10</w:t>
+      </w:r>
       <w:r>
         <w:rPr>
           <w:lang w:val="zh_TW" w:bidi="zh_TW"/>
         </w:rPr>
         <w:t>；</w:t>
       </w:r>
-      <w:hyperlink r:id="rId46">
-        <w:r>
-          <w:rPr>
-            <w:lang w:val="zh_TW" w:bidi="zh_TW"/>
-          </w:rPr>
-          <w:rPr>
-            <w:color w:val="0000EE"/>
-            <w:u w:val="single"/>
-          </w:rPr>
-          <w:t>耶12:14–15，</w:t>
-        </w:r>
-      </w:hyperlink>
-      <w:hyperlink r:id="rId38">
-        <w:r>
-          <w:rPr>
-            <w:lang w:val="zh_TW" w:bidi="zh_TW"/>
-          </w:rPr>
-          <w:rPr>
-            <w:color w:val="0000EE"/>
-            <w:u w:val="single"/>
-          </w:rPr>
-          <w:t>33:26；</w:t>
-        </w:r>
-      </w:hyperlink>
-      <w:hyperlink r:id="rId39">
-        <w:r>
-          <w:rPr>
-            <w:lang w:val="zh_TW" w:bidi="zh_TW"/>
-          </w:rPr>
-          <w:rPr>
-            <w:color w:val="0000EE"/>
-            <w:u w:val="single"/>
-          </w:rPr>
-          <w:t>結39:25</w:t>
-        </w:r>
-      </w:hyperlink>
+      <w:r>
+        <w:rPr>
+          <w:lang w:val="zh_TW" w:bidi="zh_TW"/>
+        </w:rPr>
+        <w:t>耶12:14–15，</w:t>
+      </w:r>
+      <w:r>
+        <w:rPr>
+          <w:lang w:val="zh_TW" w:bidi="zh_TW"/>
+        </w:rPr>
+        <w:t>33:26；</w:t>
+      </w:r>
+      <w:r>
+        <w:rPr>
+          <w:lang w:val="zh_TW" w:bidi="zh_TW"/>
+        </w:rPr>
+        <w:t>結39:25</w:t>
+      </w:r>
       <w:r>
         <w:rPr>
           <w:lang w:val="zh_TW" w:bidi="zh_TW"/>
         </w:rPr>
         <w:t>；</w:t>
       </w:r>
-      <w:hyperlink r:id="rId47">
-        <w:r>
-          <w:rPr>
-            <w:lang w:val="zh_TW" w:bidi="zh_TW"/>
-          </w:rPr>
-          <w:rPr>
-            <w:color w:val="0000EE"/>
-            <w:u w:val="single"/>
-          </w:rPr>
-          <w:t>彌7:18–20</w:t>
-        </w:r>
-      </w:hyperlink>
+      <w:r>
+        <w:rPr>
+          <w:lang w:val="zh_TW" w:bidi="zh_TW"/>
+        </w:rPr>
+        <w:t>彌7:18–20</w:t>
+      </w:r>
       <w:r>
         <w:rPr>
           <w:lang w:val="zh_TW" w:bidi="zh_TW"/>
         </w:rPr>
         <w:t>；</w:t>
       </w:r>
-      <w:hyperlink r:id="rId41">
-        <w:r>
-          <w:rPr>
-            <w:lang w:val="zh_TW" w:bidi="zh_TW"/>
-          </w:rPr>
-          <w:rPr>
-            <w:color w:val="0000EE"/>
-            <w:u w:val="single"/>
-          </w:rPr>
-          <w:t>哈3:2</w:t>
-        </w:r>
-      </w:hyperlink>
+      <w:r>
+        <w:rPr>
+          <w:lang w:val="zh_TW" w:bidi="zh_TW"/>
+        </w:rPr>
+        <w:t>哈3:2</w:t>
+      </w:r>
       <w:r>
         <w:rPr>
           <w:lang w:val="zh_TW" w:bidi="zh_TW"/>
         </w:rPr>
         <w:t>；</w:t>
       </w:r>
-      <w:hyperlink r:id="rId48">
-        <w:r>
-          <w:rPr>
-            <w:lang w:val="zh_TW" w:bidi="zh_TW"/>
-          </w:rPr>
-          <w:rPr>
-            <w:color w:val="0000EE"/>
-            <w:u w:val="single"/>
-          </w:rPr>
-          <w:t>亞1:16，</w:t>
-        </w:r>
-      </w:hyperlink>
-      <w:hyperlink r:id="rId42">
-        <w:r>
-          <w:rPr>
-            <w:lang w:val="zh_TW" w:bidi="zh_TW"/>
-          </w:rPr>
-          <w:rPr>
-            <w:color w:val="0000EE"/>
-            <w:u w:val="single"/>
-          </w:rPr>
-          <w:t>10:6</w:t>
-        </w:r>
-      </w:hyperlink>
+      <w:r>
+        <w:rPr>
+          <w:lang w:val="zh_TW" w:bidi="zh_TW"/>
+        </w:rPr>
+        <w:t>亞1:16，</w:t>
+      </w:r>
+      <w:r>
+        <w:rPr>
+          <w:lang w:val="zh_TW" w:bidi="zh_TW"/>
+        </w:rPr>
+        <w:t>10:6</w:t>
+      </w:r>
       <w:r>
         <w:rPr>
           <w:lang w:val="zh_TW" w:bidi="zh_TW"/>
         </w:rPr>
         <w:t>；</w:t>
       </w:r>
-      <w:hyperlink r:id="rId49">
-        <w:r>
-          <w:rPr>
-            <w:lang w:val="zh_TW" w:bidi="zh_TW"/>
-          </w:rPr>
-          <w:rPr>
-            <w:color w:val="0000EE"/>
-            <w:u w:val="single"/>
-          </w:rPr>
-          <w:t>太9:35–36，</w:t>
-        </w:r>
-      </w:hyperlink>
-      <w:hyperlink r:id="rId17">
-        <w:r>
-          <w:rPr>
-            <w:lang w:val="zh_TW" w:bidi="zh_TW"/>
-          </w:rPr>
-          <w:rPr>
-            <w:color w:val="0000EE"/>
-            <w:u w:val="single"/>
-          </w:rPr>
-          <w:t>14:14，</w:t>
-        </w:r>
-      </w:hyperlink>
-      <w:hyperlink r:id="rId18">
-        <w:r>
-          <w:rPr>
-            <w:lang w:val="zh_TW" w:bidi="zh_TW"/>
-          </w:rPr>
-          <w:rPr>
-            <w:color w:val="0000EE"/>
-            <w:u w:val="single"/>
-          </w:rPr>
-          <w:t>15:32，</w:t>
-        </w:r>
-      </w:hyperlink>
-      <w:hyperlink r:id="rId50">
-        <w:r>
-          <w:rPr>
-            <w:lang w:val="zh_TW" w:bidi="zh_TW"/>
-          </w:rPr>
-          <w:rPr>
-            <w:color w:val="0000EE"/>
-            <w:u w:val="single"/>
-          </w:rPr>
-          <w:t>18:23–30，</w:t>
-        </w:r>
-      </w:hyperlink>
-      <w:hyperlink r:id="rId21">
-        <w:r>
-          <w:rPr>
-            <w:lang w:val="zh_TW" w:bidi="zh_TW"/>
-          </w:rPr>
-          <w:rPr>
-            <w:color w:val="0000EE"/>
-            <w:u w:val="single"/>
-          </w:rPr>
-          <w:t>20:29–34</w:t>
-        </w:r>
-      </w:hyperlink>
+      <w:r>
+        <w:rPr>
+          <w:lang w:val="zh_TW" w:bidi="zh_TW"/>
+        </w:rPr>
+        <w:t>太9:35–36，</w:t>
+      </w:r>
+      <w:r>
+        <w:rPr>
+          <w:lang w:val="zh_TW" w:bidi="zh_TW"/>
+        </w:rPr>
+        <w:t>14:14，</w:t>
+      </w:r>
+      <w:r>
+        <w:rPr>
+          <w:lang w:val="zh_TW" w:bidi="zh_TW"/>
+        </w:rPr>
+        <w:t>15:32，</w:t>
+      </w:r>
+      <w:r>
+        <w:rPr>
+          <w:lang w:val="zh_TW" w:bidi="zh_TW"/>
+        </w:rPr>
+        <w:t>18:23–30，</w:t>
+      </w:r>
+      <w:r>
+        <w:rPr>
+          <w:lang w:val="zh_TW" w:bidi="zh_TW"/>
+        </w:rPr>
+        <w:t>20:29–34</w:t>
+      </w:r>
       <w:r>
         <w:rPr>
           <w:lang w:val="zh_TW" w:bidi="zh_TW"/>
         </w:rPr>
         <w:t>；</w:t>
       </w:r>
-      <w:hyperlink r:id="rId51">
-        <w:r>
-          <w:rPr>
-            <w:lang w:val="zh_TW" w:bidi="zh_TW"/>
-          </w:rPr>
-          <w:rPr>
-            <w:color w:val="0000EE"/>
-            <w:u w:val="single"/>
-          </w:rPr>
-          <w:t>路10:33–37，</w:t>
-        </w:r>
-      </w:hyperlink>
-      <w:hyperlink r:id="rId52">
-        <w:r>
-          <w:rPr>
-            <w:lang w:val="zh_TW" w:bidi="zh_TW"/>
-          </w:rPr>
-          <w:rPr>
-            <w:color w:val="0000EE"/>
-            <w:u w:val="single"/>
-          </w:rPr>
-          <w:t>15:20–32</w:t>
-        </w:r>
-      </w:hyperlink>
+      <w:r>
+        <w:rPr>
+          <w:lang w:val="zh_TW" w:bidi="zh_TW"/>
+        </w:rPr>
+        <w:t>路10:33–37，</w:t>
+      </w:r>
+      <w:r>
+        <w:rPr>
+          <w:lang w:val="zh_TW" w:bidi="zh_TW"/>
+        </w:rPr>
+        <w:t>15:20–32</w:t>
+      </w:r>
       <w:r>
         <w:rPr>
           <w:lang w:val="zh_TW" w:bidi="zh_TW"/>
